--- a/docs/manual/Market Twin 베타테스트 가이드.docx
+++ b/docs/manual/Market Twin 베타테스트 가이드.docx
@@ -5,24 +5,22 @@
     <w:p>
       <w:pPr>
         <w:pStyle w:val="a4"/>
-        <w:keepNext/>
-        <w:keepLines/>
       </w:pPr>
       <w:r>
         <w:rPr>
           <w:noProof/>
         </w:rPr>
         <w:drawing>
-          <wp:inline distT="0" distB="0" distL="0" distR="0" wp14:anchorId="5BD072F3" wp14:editId="12879028">
+          <wp:inline distT="0" distB="0" distL="0" distR="0" wp14:anchorId="2BF34D33" wp14:editId="3357E5CA">
             <wp:extent cx="1397000" cy="1397000"/>
             <wp:effectExtent l="0" t="0" r="0" b="0"/>
-            <wp:docPr id="1834078890" name="그림 1"/>
+            <wp:docPr id="1404868293" name="그림 1"/>
             <wp:cNvGraphicFramePr/>
             <a:graphic xmlns:a="http://schemas.openxmlformats.org/drawingml/2006/main">
               <a:graphicData uri="http://schemas.openxmlformats.org/drawingml/2006/picture">
                 <pic:pic xmlns:pic="http://schemas.openxmlformats.org/drawingml/2006/picture">
                   <pic:nvPicPr>
-                    <pic:cNvPr id="1834078890" name=""/>
+                    <pic:cNvPr id="1404868293" name=""/>
                     <pic:cNvPicPr/>
                   </pic:nvPicPr>
                   <pic:blipFill>
@@ -160,7 +158,6 @@
         </w:rPr>
       </w:pPr>
       <w:r>
-        <w:lastRenderedPageBreak/>
         <w:fldChar w:fldCharType="begin"/>
       </w:r>
       <w:r>
@@ -239,7 +236,7 @@
         <w:rPr>
           <w:noProof/>
         </w:rPr>
-        <w:instrText xml:space="preserve"> PAGEREF _Toc232711041 \h </w:instrText>
+        <w:instrText xml:space="preserve"> PAGEREF _Toc232711736 \h </w:instrText>
       </w:r>
       <w:r>
         <w:rPr>
@@ -326,7 +323,7 @@
         <w:rPr>
           <w:noProof/>
         </w:rPr>
-        <w:instrText xml:space="preserve"> PAGEREF _Toc232711042 \h </w:instrText>
+        <w:instrText xml:space="preserve"> PAGEREF _Toc232711737 \h </w:instrText>
       </w:r>
       <w:r>
         <w:rPr>
@@ -413,7 +410,7 @@
         <w:rPr>
           <w:noProof/>
         </w:rPr>
-        <w:instrText xml:space="preserve"> PAGEREF _Toc232711043 \h </w:instrText>
+        <w:instrText xml:space="preserve"> PAGEREF _Toc232711738 \h </w:instrText>
       </w:r>
       <w:r>
         <w:rPr>
@@ -512,7 +509,7 @@
         <w:rPr>
           <w:noProof/>
         </w:rPr>
-        <w:instrText xml:space="preserve"> PAGEREF _Toc232711044 \h </w:instrText>
+        <w:instrText xml:space="preserve"> PAGEREF _Toc232711739 \h </w:instrText>
       </w:r>
       <w:r>
         <w:rPr>
@@ -587,7 +584,7 @@
         <w:rPr>
           <w:noProof/>
         </w:rPr>
-        <w:instrText xml:space="preserve"> PAGEREF _Toc232711045 \h </w:instrText>
+        <w:instrText xml:space="preserve"> PAGEREF _Toc232711740 \h </w:instrText>
       </w:r>
       <w:r>
         <w:rPr>
@@ -679,7 +676,7 @@
         <w:rPr>
           <w:noProof/>
         </w:rPr>
-        <w:instrText xml:space="preserve"> PAGEREF _Toc232711046 \h </w:instrText>
+        <w:instrText xml:space="preserve"> PAGEREF _Toc232711741 \h </w:instrText>
       </w:r>
       <w:r>
         <w:rPr>
@@ -696,7 +693,7 @@
         <w:rPr>
           <w:noProof/>
         </w:rPr>
-        <w:t>5</w:t>
+        <w:t>4</w:t>
       </w:r>
       <w:r>
         <w:rPr>
@@ -783,7 +780,7 @@
         <w:rPr>
           <w:noProof/>
         </w:rPr>
-        <w:instrText xml:space="preserve"> PAGEREF _Toc232711047 \h </w:instrText>
+        <w:instrText xml:space="preserve"> PAGEREF _Toc232711742 \h </w:instrText>
       </w:r>
       <w:r>
         <w:rPr>
@@ -800,7 +797,7 @@
         <w:rPr>
           <w:noProof/>
         </w:rPr>
-        <w:t>6</w:t>
+        <w:t>5</w:t>
       </w:r>
       <w:r>
         <w:rPr>
@@ -869,7 +866,7 @@
         <w:rPr>
           <w:noProof/>
         </w:rPr>
-        <w:instrText xml:space="preserve"> PAGEREF _Toc232711048 \h </w:instrText>
+        <w:instrText xml:space="preserve"> PAGEREF _Toc232711743 \h </w:instrText>
       </w:r>
       <w:r>
         <w:rPr>
@@ -886,7 +883,7 @@
         <w:rPr>
           <w:noProof/>
         </w:rPr>
-        <w:t>9</w:t>
+        <w:t>8</w:t>
       </w:r>
       <w:r>
         <w:rPr>
@@ -980,7 +977,7 @@
         <w:rPr>
           <w:noProof/>
         </w:rPr>
-        <w:instrText xml:space="preserve"> PAGEREF _Toc232711049 \h </w:instrText>
+        <w:instrText xml:space="preserve"> PAGEREF _Toc232711744 \h </w:instrText>
       </w:r>
       <w:r>
         <w:rPr>
@@ -997,7 +994,7 @@
         <w:rPr>
           <w:noProof/>
         </w:rPr>
-        <w:t>11</w:t>
+        <w:t>10</w:t>
       </w:r>
       <w:r>
         <w:rPr>
@@ -1078,7 +1075,7 @@
         <w:rPr>
           <w:noProof/>
         </w:rPr>
-        <w:instrText xml:space="preserve"> PAGEREF _Toc232711050 \h </w:instrText>
+        <w:instrText xml:space="preserve"> PAGEREF _Toc232711745 \h </w:instrText>
       </w:r>
       <w:r>
         <w:rPr>
@@ -1095,7 +1092,7 @@
         <w:rPr>
           <w:noProof/>
         </w:rPr>
-        <w:t>12</w:t>
+        <w:t>11</w:t>
       </w:r>
       <w:r>
         <w:rPr>
@@ -1182,7 +1179,7 @@
         <w:rPr>
           <w:noProof/>
         </w:rPr>
-        <w:instrText xml:space="preserve"> PAGEREF _Toc232711051 \h </w:instrText>
+        <w:instrText xml:space="preserve"> PAGEREF _Toc232711746 \h </w:instrText>
       </w:r>
       <w:r>
         <w:rPr>
@@ -1199,7 +1196,7 @@
         <w:rPr>
           <w:noProof/>
         </w:rPr>
-        <w:t>13</w:t>
+        <w:t>12</w:t>
       </w:r>
       <w:r>
         <w:rPr>
@@ -1268,7 +1265,14 @@
         <w:rPr>
           <w:noProof/>
         </w:rPr>
-        <w:instrText xml:space="preserve"> PAGEREF _Toc232711052 \h </w:instrText>
+        <w:instrText xml:space="preserve"> P</w:instrText>
+      </w:r>
+      <w:r>
+        <w:rPr>
+          <w:noProof/>
+        </w:rPr>
+        <w:lastRenderedPageBreak/>
+        <w:instrText xml:space="preserve">AGEREF _Toc232711747 \h </w:instrText>
       </w:r>
       <w:r>
         <w:rPr>
@@ -1285,8 +1289,7 @@
         <w:rPr>
           <w:noProof/>
         </w:rPr>
-        <w:lastRenderedPageBreak/>
-        <w:t>14</w:t>
+        <w:t>13</w:t>
       </w:r>
       <w:r>
         <w:rPr>
@@ -1302,7 +1305,7 @@
       <w:r>
         <w:fldChar w:fldCharType="end"/>
       </w:r>
-      <w:bookmarkStart w:id="1" w:name="_Toc232711041"/>
+      <w:bookmarkStart w:id="1" w:name="_Toc232711736"/>
       <w:r>
         <w:t>베타</w:t>
       </w:r>
@@ -1480,7 +1483,7 @@
         <w:pStyle w:val="2"/>
       </w:pPr>
       <w:bookmarkStart w:id="2" w:name="이게-어떤-제품인가요"/>
-      <w:bookmarkStart w:id="3" w:name="_Toc232711042"/>
+      <w:bookmarkStart w:id="3" w:name="_Toc232711737"/>
       <w:r>
         <w:t>이게</w:t>
       </w:r>
@@ -1742,7 +1745,7 @@
         <w:pStyle w:val="2"/>
       </w:pPr>
       <w:bookmarkStart w:id="4" w:name="베타에서-해보실-일"/>
-      <w:bookmarkStart w:id="5" w:name="_Toc232711043"/>
+      <w:bookmarkStart w:id="5" w:name="_Toc232711738"/>
       <w:bookmarkEnd w:id="2"/>
       <w:r>
         <w:t>베타에서</w:t>
@@ -1931,7 +1934,7 @@
         <w:pStyle w:val="2"/>
       </w:pPr>
       <w:bookmarkStart w:id="6" w:name="베타-혜택-및-한도"/>
-      <w:bookmarkStart w:id="7" w:name="_Toc232711044"/>
+      <w:bookmarkStart w:id="7" w:name="_Toc232711739"/>
       <w:bookmarkEnd w:id="4"/>
       <w:r>
         <w:t>베타</w:t>
@@ -2303,7 +2306,7 @@
         <w:pStyle w:val="2"/>
       </w:pPr>
       <w:bookmarkStart w:id="8" w:name="공개-범위"/>
-      <w:bookmarkStart w:id="9" w:name="_Toc232711045"/>
+      <w:bookmarkStart w:id="9" w:name="_Toc232711740"/>
       <w:bookmarkEnd w:id="6"/>
       <w:r>
         <w:t>공개</w:t>
@@ -2560,24 +2563,14 @@
     </w:p>
     <w:p>
       <w:pPr>
-        <w:keepNext/>
-        <w:keepLines/>
-      </w:pPr>
-      <w:r>
-        <w:pict w14:anchorId="45EBC4AB">
-          <v:rect id="_x0000_i1025" style="width:0;height:1.5pt" o:hralign="center" o:hrstd="t" o:hr="t"/>
-        </w:pict>
-      </w:r>
-    </w:p>
-    <w:p>
-      <w:pPr>
         <w:pStyle w:val="1"/>
       </w:pPr>
       <w:bookmarkStart w:id="10" w:name="분-안에-시작하기"/>
-      <w:bookmarkStart w:id="11" w:name="_Toc232711046"/>
+      <w:bookmarkStart w:id="11" w:name="_Toc232711741"/>
       <w:bookmarkEnd w:id="0"/>
       <w:bookmarkEnd w:id="8"/>
       <w:r>
+        <w:lastRenderedPageBreak/>
         <w:t>5</w:t>
       </w:r>
       <w:r>
@@ -3022,14 +3015,13 @@
     <w:p>
       <w:pPr>
         <w:pStyle w:val="CaptionedFigure"/>
-        <w:keepLines/>
       </w:pPr>
       <w:r>
         <w:rPr>
           <w:noProof/>
         </w:rPr>
         <w:drawing>
-          <wp:inline distT="0" distB="0" distL="0" distR="0" wp14:anchorId="00E49F81" wp14:editId="5DC7C0FF">
+          <wp:inline distT="0" distB="0" distL="0" distR="0" wp14:anchorId="016F317E" wp14:editId="21CA525E">
             <wp:extent cx="5334000" cy="2765209"/>
             <wp:effectExtent l="0" t="0" r="0" b="0"/>
             <wp:docPr id="15" name="Picture" descr="로그인 / 제품 소개 화면"/>
@@ -3222,21 +3214,10 @@
     </w:p>
     <w:p>
       <w:pPr>
-        <w:keepNext/>
-        <w:keepLines/>
-      </w:pPr>
-      <w:r>
-        <w:pict w14:anchorId="5343EC20">
-          <v:rect id="_x0000_i1026" style="width:0;height:1.5pt" o:hralign="center" o:hrstd="t" o:hr="t"/>
-        </w:pict>
-      </w:r>
-    </w:p>
-    <w:p>
-      <w:pPr>
         <w:pStyle w:val="1"/>
       </w:pPr>
       <w:bookmarkStart w:id="12" w:name="첫-시뮬레이션-만들기-6단계"/>
-      <w:bookmarkStart w:id="13" w:name="_Toc232711047"/>
+      <w:bookmarkStart w:id="13" w:name="_Toc232711742"/>
       <w:bookmarkEnd w:id="10"/>
       <w:r>
         <w:t>첫</w:t>
@@ -3505,7 +3486,6 @@
               <w:pStyle w:val="Compact"/>
             </w:pPr>
             <w:r>
-              <w:lastRenderedPageBreak/>
               <w:t xml:space="preserve">1. </w:t>
             </w:r>
             <w:r>
@@ -3570,6 +3550,7 @@
               <w:pStyle w:val="Compact"/>
             </w:pPr>
             <w:r>
+              <w:lastRenderedPageBreak/>
               <w:t xml:space="preserve">2. </w:t>
             </w:r>
             <w:r>
@@ -4461,14 +4442,13 @@
     <w:p>
       <w:pPr>
         <w:pStyle w:val="CaptionedFigure"/>
-        <w:keepLines/>
       </w:pPr>
       <w:r>
         <w:rPr>
           <w:noProof/>
         </w:rPr>
         <w:drawing>
-          <wp:inline distT="0" distB="0" distL="0" distR="0" wp14:anchorId="6FC665BB" wp14:editId="2939BC88">
+          <wp:inline distT="0" distB="0" distL="0" distR="0" wp14:anchorId="69C69E56" wp14:editId="03B54BCF">
             <wp:extent cx="5334000" cy="3043656"/>
             <wp:effectExtent l="0" t="0" r="0" b="0"/>
             <wp:docPr id="19" name="Picture" descr="Step 1 — 제품 정보 입력"/>
@@ -4536,7 +4516,6 @@
     <w:p>
       <w:pPr>
         <w:pStyle w:val="CaptionedFigure"/>
-        <w:keepLines/>
       </w:pPr>
       <w:r>
         <w:rPr>
@@ -4544,7 +4523,7 @@
         </w:rPr>
         <w:lastRenderedPageBreak/>
         <w:drawing>
-          <wp:inline distT="0" distB="0" distL="0" distR="0" wp14:anchorId="27028227" wp14:editId="2647D65B">
+          <wp:inline distT="0" distB="0" distL="0" distR="0" wp14:anchorId="5D29F80C" wp14:editId="2E1DD8E0">
             <wp:extent cx="5334000" cy="2993813"/>
             <wp:effectExtent l="0" t="0" r="0" b="0"/>
             <wp:docPr id="22" name="Picture" descr="Step 3 — 진출 시장 선택"/>
@@ -4731,14 +4710,13 @@
     <w:p>
       <w:pPr>
         <w:pStyle w:val="CaptionedFigure"/>
-        <w:keepLines/>
       </w:pPr>
       <w:r>
         <w:rPr>
           <w:noProof/>
         </w:rPr>
         <w:drawing>
-          <wp:inline distT="0" distB="0" distL="0" distR="0" wp14:anchorId="2CF71FC6" wp14:editId="1F8ACA0B">
+          <wp:inline distT="0" distB="0" distL="0" distR="0" wp14:anchorId="4A15CE29" wp14:editId="4192CAFE">
             <wp:extent cx="5334000" cy="2432464"/>
             <wp:effectExtent l="0" t="0" r="0" b="0"/>
             <wp:docPr id="25" name="Picture" descr="시뮬레이션 진행 / 완료"/>
@@ -4802,21 +4780,10 @@
     </w:p>
     <w:p>
       <w:pPr>
-        <w:keepNext/>
-        <w:keepLines/>
-      </w:pPr>
-      <w:r>
-        <w:pict w14:anchorId="2A75DD0B">
-          <v:rect id="_x0000_i1027" style="width:0;height:1.5pt" o:hralign="center" o:hrstd="t" o:hr="t"/>
-        </w:pict>
-      </w:r>
-    </w:p>
-    <w:p>
-      <w:pPr>
         <w:pStyle w:val="1"/>
       </w:pPr>
       <w:bookmarkStart w:id="14" w:name="결과-읽는-법"/>
-      <w:bookmarkStart w:id="15" w:name="_Toc232711048"/>
+      <w:bookmarkStart w:id="15" w:name="_Toc232711743"/>
       <w:bookmarkEnd w:id="12"/>
       <w:r>
         <w:lastRenderedPageBreak/>
@@ -5106,14 +5073,13 @@
     <w:p>
       <w:pPr>
         <w:pStyle w:val="CaptionedFigure"/>
-        <w:keepLines/>
       </w:pPr>
       <w:r>
         <w:rPr>
           <w:noProof/>
         </w:rPr>
         <w:drawing>
-          <wp:inline distT="0" distB="0" distL="0" distR="0" wp14:anchorId="06ADA8B2" wp14:editId="4F2D62E5">
+          <wp:inline distT="0" distB="0" distL="0" distR="0" wp14:anchorId="378252C8" wp14:editId="1DAE9AB3">
             <wp:extent cx="5334000" cy="2388755"/>
             <wp:effectExtent l="0" t="0" r="0" b="0"/>
             <wp:docPr id="29" name="Picture" descr="결과 — 페르소나 분석"/>
@@ -5224,14 +5190,13 @@
     <w:p>
       <w:pPr>
         <w:pStyle w:val="CaptionedFigure"/>
-        <w:keepLines/>
       </w:pPr>
       <w:r>
         <w:rPr>
           <w:noProof/>
         </w:rPr>
         <w:drawing>
-          <wp:inline distT="0" distB="0" distL="0" distR="0" wp14:anchorId="1B37C7CE" wp14:editId="45F8F0CB">
+          <wp:inline distT="0" distB="0" distL="0" distR="0" wp14:anchorId="4E7188E9" wp14:editId="749E4236">
             <wp:extent cx="5334000" cy="2595080"/>
             <wp:effectExtent l="0" t="0" r="0" b="0"/>
             <wp:docPr id="32" name="Picture" descr="결과 — 가격 최적화"/>
@@ -5340,7 +5305,6 @@
     <w:p>
       <w:pPr>
         <w:pStyle w:val="CaptionedFigure"/>
-        <w:keepLines/>
       </w:pPr>
       <w:r>
         <w:rPr>
@@ -5348,7 +5312,7 @@
         </w:rPr>
         <w:lastRenderedPageBreak/>
         <w:drawing>
-          <wp:inline distT="0" distB="0" distL="0" distR="0" wp14:anchorId="7A3A761B" wp14:editId="2FD1EC43">
+          <wp:inline distT="0" distB="0" distL="0" distR="0" wp14:anchorId="765EFD36" wp14:editId="3524FA87">
             <wp:extent cx="5334000" cy="2652248"/>
             <wp:effectExtent l="0" t="0" r="0" b="0"/>
             <wp:docPr id="35" name="Picture" descr="결과 — 투자/ROI 의사결정"/>
@@ -5483,14 +5447,13 @@
     <w:p>
       <w:pPr>
         <w:pStyle w:val="CaptionedFigure"/>
-        <w:keepLines/>
       </w:pPr>
       <w:r>
         <w:rPr>
           <w:noProof/>
         </w:rPr>
         <w:drawing>
-          <wp:inline distT="0" distB="0" distL="0" distR="0" wp14:anchorId="236182F5" wp14:editId="6EE9C8D1">
+          <wp:inline distT="0" distB="0" distL="0" distR="0" wp14:anchorId="66ABD4E6" wp14:editId="69135CCF">
             <wp:extent cx="5334000" cy="2606687"/>
             <wp:effectExtent l="0" t="0" r="0" b="0"/>
             <wp:docPr id="38" name="Picture" descr="결과 — 추천 액션 매트릭스"/>
@@ -5657,21 +5620,10 @@
     </w:p>
     <w:p>
       <w:pPr>
-        <w:keepNext/>
-        <w:keepLines/>
-      </w:pPr>
-      <w:r>
-        <w:pict w14:anchorId="19C9F5A3">
-          <v:rect id="_x0000_i1028" style="width:0;height:1.5pt" o:hralign="center" o:hrstd="t" o:hr="t"/>
-        </w:pict>
-      </w:r>
-    </w:p>
-    <w:p>
-      <w:pPr>
         <w:pStyle w:val="1"/>
       </w:pPr>
       <w:bookmarkStart w:id="16" w:name="베타-피드백-가장-중요합니다"/>
-      <w:bookmarkStart w:id="17" w:name="_Toc232711049"/>
+      <w:bookmarkStart w:id="17" w:name="_Toc232711744"/>
       <w:bookmarkEnd w:id="14"/>
       <w:r>
         <w:lastRenderedPageBreak/>
@@ -6372,21 +6324,10 @@
     </w:p>
     <w:p>
       <w:pPr>
-        <w:keepNext/>
-        <w:keepLines/>
-      </w:pPr>
-      <w:r>
-        <w:pict w14:anchorId="73E11D7E">
-          <v:rect id="_x0000_i1029" style="width:0;height:1.5pt" o:hralign="center" o:hrstd="t" o:hr="t"/>
-        </w:pict>
-      </w:r>
-    </w:p>
-    <w:p>
-      <w:pPr>
         <w:pStyle w:val="1"/>
       </w:pPr>
       <w:bookmarkStart w:id="18" w:name="베타-단계에서-알아두실-점"/>
-      <w:bookmarkStart w:id="19" w:name="_Toc232711050"/>
+      <w:bookmarkStart w:id="19" w:name="_Toc232711745"/>
       <w:bookmarkEnd w:id="16"/>
       <w:r>
         <w:t>베타</w:t>
@@ -6930,24 +6871,12 @@
     </w:p>
     <w:p>
       <w:pPr>
-        <w:keepNext/>
-        <w:keepLines/>
-      </w:pPr>
-      <w:r>
-        <w:pict w14:anchorId="1E355C38">
-          <v:rect id="_x0000_i1030" style="width:0;height:1.5pt" o:hralign="center" o:hrstd="t" o:hr="t"/>
-        </w:pict>
-      </w:r>
-    </w:p>
-    <w:p>
-      <w:pPr>
         <w:pStyle w:val="1"/>
       </w:pPr>
       <w:bookmarkStart w:id="20" w:name="자주-묻는-질문-베타"/>
-      <w:bookmarkStart w:id="21" w:name="_Toc232711051"/>
+      <w:bookmarkStart w:id="21" w:name="_Toc232711746"/>
       <w:bookmarkEnd w:id="18"/>
       <w:r>
-        <w:lastRenderedPageBreak/>
         <w:t>자주</w:t>
       </w:r>
       <w:r>
@@ -7192,6 +7121,7 @@
           <w:b/>
           <w:bCs/>
         </w:rPr>
+        <w:lastRenderedPageBreak/>
         <w:t xml:space="preserve">Q. </w:t>
       </w:r>
       <w:r>
@@ -7703,21 +7633,10 @@
     </w:p>
     <w:p>
       <w:pPr>
-        <w:keepNext/>
-        <w:keepLines/>
-      </w:pPr>
-      <w:r>
-        <w:pict w14:anchorId="001F8420">
-          <v:rect id="_x0000_i1031" style="width:0;height:1.5pt" o:hralign="center" o:hrstd="t" o:hr="t"/>
-        </w:pict>
-      </w:r>
-    </w:p>
-    <w:p>
-      <w:pPr>
         <w:pStyle w:val="1"/>
       </w:pPr>
       <w:bookmarkStart w:id="22" w:name="문의-및-지원"/>
-      <w:bookmarkStart w:id="23" w:name="_Toc232711052"/>
+      <w:bookmarkStart w:id="23" w:name="_Toc232711747"/>
       <w:bookmarkEnd w:id="20"/>
       <w:r>
         <w:t>문의</w:t>
@@ -7895,18 +7814,7 @@
     </w:p>
     <w:p>
       <w:pPr>
-        <w:keepNext/>
-        <w:keepLines/>
-      </w:pPr>
-      <w:r>
-        <w:pict w14:anchorId="541C6071">
-          <v:rect id="_x0000_i1032" style="width:0;height:1.5pt" o:hralign="center" o:hrstd="t" o:hr="t"/>
-        </w:pict>
-      </w:r>
-    </w:p>
-    <w:p>
-      <w:pPr>
-        <w:pStyle w:val="FirstParagraph"/>
+        <w:pStyle w:val="a0"/>
       </w:pPr>
       <w:r>
         <w:rPr>
@@ -8332,7 +8240,7 @@
   <w:abstractNum w:abstractNumId="0" w15:restartNumberingAfterBreak="0">
     <w:nsid w:val="0000A990"/>
     <w:multiLevelType w:val="multilevel"/>
-    <w:tmpl w:val="C0529544"/>
+    <w:tmpl w:val="3A648378"/>
     <w:lvl w:ilvl="0">
       <w:numFmt w:val="bullet"/>
       <w:lvlText w:val=" "/>
@@ -8409,7 +8317,7 @@
   <w:abstractNum w:abstractNumId="1" w15:restartNumberingAfterBreak="0">
     <w:nsid w:val="0000A991"/>
     <w:multiLevelType w:val="multilevel"/>
-    <w:tmpl w:val="8A1E4634"/>
+    <w:tmpl w:val="55A4D878"/>
     <w:lvl w:ilvl="0">
       <w:numFmt w:val="bullet"/>
       <w:lvlText w:val=""/>
@@ -8513,7 +8421,7 @@
   <w:abstractNum w:abstractNumId="2" w15:restartNumberingAfterBreak="0">
     <w:nsid w:val="00A99411"/>
     <w:multiLevelType w:val="multilevel"/>
-    <w:tmpl w:val="4B6843FC"/>
+    <w:tmpl w:val="54B65E2E"/>
     <w:lvl w:ilvl="0">
       <w:start w:val="1"/>
       <w:numFmt w:val="decimal"/>
@@ -8596,13 +8504,13 @@
       </w:pPr>
     </w:lvl>
   </w:abstractNum>
-  <w:num w:numId="1" w16cid:durableId="936715817">
+  <w:num w:numId="1" w16cid:durableId="381944039">
     <w:abstractNumId w:val="0"/>
   </w:num>
-  <w:num w:numId="2" w16cid:durableId="1065223986">
+  <w:num w:numId="2" w16cid:durableId="857811902">
     <w:abstractNumId w:val="1"/>
   </w:num>
-  <w:num w:numId="3" w16cid:durableId="363941140">
+  <w:num w:numId="3" w16cid:durableId="1846742626">
     <w:abstractNumId w:val="2"/>
     <w:lvlOverride w:ilvl="0">
       <w:startOverride w:val="1"/>
@@ -8632,28 +8540,28 @@
       <w:startOverride w:val="1"/>
     </w:lvlOverride>
   </w:num>
-  <w:num w:numId="4" w16cid:durableId="1061096612">
+  <w:num w:numId="4" w16cid:durableId="1551763535">
     <w:abstractNumId w:val="1"/>
   </w:num>
-  <w:num w:numId="5" w16cid:durableId="24605298">
+  <w:num w:numId="5" w16cid:durableId="374744012">
     <w:abstractNumId w:val="1"/>
   </w:num>
-  <w:num w:numId="6" w16cid:durableId="869344590">
+  <w:num w:numId="6" w16cid:durableId="853542693">
     <w:abstractNumId w:val="1"/>
   </w:num>
-  <w:num w:numId="7" w16cid:durableId="2024477139">
+  <w:num w:numId="7" w16cid:durableId="1398936566">
     <w:abstractNumId w:val="1"/>
   </w:num>
-  <w:num w:numId="8" w16cid:durableId="707073216">
+  <w:num w:numId="8" w16cid:durableId="665550656">
     <w:abstractNumId w:val="1"/>
   </w:num>
-  <w:num w:numId="9" w16cid:durableId="73867902">
+  <w:num w:numId="9" w16cid:durableId="61175449">
     <w:abstractNumId w:val="1"/>
   </w:num>
-  <w:num w:numId="10" w16cid:durableId="2081905696">
+  <w:num w:numId="10" w16cid:durableId="502671851">
     <w:abstractNumId w:val="1"/>
   </w:num>
-  <w:num w:numId="11" w16cid:durableId="31196663">
+  <w:num w:numId="11" w16cid:durableId="1253516246">
     <w:abstractNumId w:val="1"/>
   </w:num>
 </w:numbering>
@@ -9875,7 +9783,7 @@
     <w:name w:val="header"/>
     <w:basedOn w:val="a"/>
     <w:link w:val="Char2"/>
-    <w:rsid w:val="00554C93"/>
+    <w:rsid w:val="004F57C6"/>
     <w:pPr>
       <w:tabs>
         <w:tab w:val="center" w:pos="4513"/>
@@ -9888,13 +9796,13 @@
     <w:name w:val="머리글 Char"/>
     <w:basedOn w:val="a1"/>
     <w:link w:val="ad"/>
-    <w:rsid w:val="00554C93"/>
+    <w:rsid w:val="004F57C6"/>
   </w:style>
   <w:style w:type="paragraph" w:styleId="ae">
     <w:name w:val="footer"/>
     <w:basedOn w:val="a"/>
     <w:link w:val="Char3"/>
-    <w:rsid w:val="00554C93"/>
+    <w:rsid w:val="004F57C6"/>
     <w:pPr>
       <w:tabs>
         <w:tab w:val="center" w:pos="4513"/>
@@ -9907,7 +9815,7 @@
     <w:name w:val="바닥글 Char"/>
     <w:basedOn w:val="a1"/>
     <w:link w:val="ae"/>
-    <w:rsid w:val="00554C93"/>
+    <w:rsid w:val="004F57C6"/>
   </w:style>
   <w:style w:type="paragraph" w:styleId="10">
     <w:name w:val="toc 1"/>
@@ -9915,7 +9823,7 @@
     <w:next w:val="a"/>
     <w:autoRedefine/>
     <w:uiPriority w:val="39"/>
-    <w:rsid w:val="00554C93"/>
+    <w:rsid w:val="004F57C6"/>
   </w:style>
   <w:style w:type="paragraph" w:styleId="20">
     <w:name w:val="toc 2"/>
@@ -9923,7 +9831,7 @@
     <w:next w:val="a"/>
     <w:autoRedefine/>
     <w:uiPriority w:val="39"/>
-    <w:rsid w:val="00554C93"/>
+    <w:rsid w:val="004F57C6"/>
     <w:pPr>
       <w:ind w:leftChars="200" w:left="425"/>
     </w:pPr>
@@ -9931,7 +9839,7 @@
   <w:style w:type="character" w:styleId="af">
     <w:name w:val="page number"/>
     <w:basedOn w:val="a1"/>
-    <w:rsid w:val="00554C93"/>
+    <w:rsid w:val="004F57C6"/>
   </w:style>
 </w:styles>
 </file>

--- a/docs/manual/Market Twin 베타테스트 가이드.docx
+++ b/docs/manual/Market Twin 베타테스트 가이드.docx
@@ -11,16 +11,16 @@
           <w:noProof/>
         </w:rPr>
         <w:drawing>
-          <wp:inline distT="0" distB="0" distL="0" distR="0" wp14:anchorId="2BF34D33" wp14:editId="3357E5CA">
+          <wp:inline distT="0" distB="0" distL="0" distR="0" wp14:anchorId="027CB9F3" wp14:editId="5C689EC4">
             <wp:extent cx="1397000" cy="1397000"/>
             <wp:effectExtent l="0" t="0" r="0" b="0"/>
-            <wp:docPr id="1404868293" name="그림 1"/>
+            <wp:docPr id="1770808321" name="그림 1"/>
             <wp:cNvGraphicFramePr/>
             <a:graphic xmlns:a="http://schemas.openxmlformats.org/drawingml/2006/main">
               <a:graphicData uri="http://schemas.openxmlformats.org/drawingml/2006/picture">
                 <pic:pic xmlns:pic="http://schemas.openxmlformats.org/drawingml/2006/picture">
                   <pic:nvPicPr>
-                    <pic:cNvPr id="1404868293" name=""/>
+                    <pic:cNvPr id="1770808321" name=""/>
                     <pic:cNvPicPr/>
                   </pic:nvPicPr>
                   <pic:blipFill>
@@ -236,7 +236,7 @@
         <w:rPr>
           <w:noProof/>
         </w:rPr>
-        <w:instrText xml:space="preserve"> PAGEREF _Toc232711736 \h </w:instrText>
+        <w:instrText xml:space="preserve"> PAGEREF _Toc232712583 \h </w:instrText>
       </w:r>
       <w:r>
         <w:rPr>
@@ -323,7 +323,7 @@
         <w:rPr>
           <w:noProof/>
         </w:rPr>
-        <w:instrText xml:space="preserve"> PAGEREF _Toc232711737 \h </w:instrText>
+        <w:instrText xml:space="preserve"> PAGEREF _Toc232712584 \h </w:instrText>
       </w:r>
       <w:r>
         <w:rPr>
@@ -410,7 +410,7 @@
         <w:rPr>
           <w:noProof/>
         </w:rPr>
-        <w:instrText xml:space="preserve"> PAGEREF _Toc232711738 \h </w:instrText>
+        <w:instrText xml:space="preserve"> PAGEREF _Toc232712585 \h </w:instrText>
       </w:r>
       <w:r>
         <w:rPr>
@@ -509,7 +509,7 @@
         <w:rPr>
           <w:noProof/>
         </w:rPr>
-        <w:instrText xml:space="preserve"> PAGEREF _Toc232711739 \h </w:instrText>
+        <w:instrText xml:space="preserve"> PAGEREF _Toc232712586 \h </w:instrText>
       </w:r>
       <w:r>
         <w:rPr>
@@ -584,7 +584,7 @@
         <w:rPr>
           <w:noProof/>
         </w:rPr>
-        <w:instrText xml:space="preserve"> PAGEREF _Toc232711740 \h </w:instrText>
+        <w:instrText xml:space="preserve"> PAGEREF _Toc232712587 \h </w:instrText>
       </w:r>
       <w:r>
         <w:rPr>
@@ -676,7 +676,7 @@
         <w:rPr>
           <w:noProof/>
         </w:rPr>
-        <w:instrText xml:space="preserve"> PAGEREF _Toc232711741 \h </w:instrText>
+        <w:instrText xml:space="preserve"> PAGEREF _Toc232712588 \h </w:instrText>
       </w:r>
       <w:r>
         <w:rPr>
@@ -780,7 +780,7 @@
         <w:rPr>
           <w:noProof/>
         </w:rPr>
-        <w:instrText xml:space="preserve"> PAGEREF _Toc232711742 \h </w:instrText>
+        <w:instrText xml:space="preserve"> PAGEREF _Toc232712589 \h </w:instrText>
       </w:r>
       <w:r>
         <w:rPr>
@@ -797,7 +797,7 @@
         <w:rPr>
           <w:noProof/>
         </w:rPr>
-        <w:t>5</w:t>
+        <w:t>6</w:t>
       </w:r>
       <w:r>
         <w:rPr>
@@ -866,7 +866,7 @@
         <w:rPr>
           <w:noProof/>
         </w:rPr>
-        <w:instrText xml:space="preserve"> PAGEREF _Toc232711743 \h </w:instrText>
+        <w:instrText xml:space="preserve"> PAGEREF _Toc232712590 \h </w:instrText>
       </w:r>
       <w:r>
         <w:rPr>
@@ -883,7 +883,7 @@
         <w:rPr>
           <w:noProof/>
         </w:rPr>
-        <w:t>8</w:t>
+        <w:t>9</w:t>
       </w:r>
       <w:r>
         <w:rPr>
@@ -977,7 +977,7 @@
         <w:rPr>
           <w:noProof/>
         </w:rPr>
-        <w:instrText xml:space="preserve"> PAGEREF _Toc232711744 \h </w:instrText>
+        <w:instrText xml:space="preserve"> PAGEREF _Toc232712591 \h </w:instrText>
       </w:r>
       <w:r>
         <w:rPr>
@@ -994,7 +994,7 @@
         <w:rPr>
           <w:noProof/>
         </w:rPr>
-        <w:t>10</w:t>
+        <w:t>11</w:t>
       </w:r>
       <w:r>
         <w:rPr>
@@ -1075,7 +1075,7 @@
         <w:rPr>
           <w:noProof/>
         </w:rPr>
-        <w:instrText xml:space="preserve"> PAGEREF _Toc232711745 \h </w:instrText>
+        <w:instrText xml:space="preserve"> PAGEREF _Toc232712592 \h </w:instrText>
       </w:r>
       <w:r>
         <w:rPr>
@@ -1092,7 +1092,7 @@
         <w:rPr>
           <w:noProof/>
         </w:rPr>
-        <w:t>11</w:t>
+        <w:t>12</w:t>
       </w:r>
       <w:r>
         <w:rPr>
@@ -1179,7 +1179,7 @@
         <w:rPr>
           <w:noProof/>
         </w:rPr>
-        <w:instrText xml:space="preserve"> PAGEREF _Toc232711746 \h </w:instrText>
+        <w:instrText xml:space="preserve"> PAGEREF _Toc232712593 \h </w:instrText>
       </w:r>
       <w:r>
         <w:rPr>
@@ -1196,7 +1196,7 @@
         <w:rPr>
           <w:noProof/>
         </w:rPr>
-        <w:t>12</w:t>
+        <w:t>13</w:t>
       </w:r>
       <w:r>
         <w:rPr>
@@ -1272,7 +1272,7 @@
           <w:noProof/>
         </w:rPr>
         <w:lastRenderedPageBreak/>
-        <w:instrText xml:space="preserve">AGEREF _Toc232711747 \h </w:instrText>
+        <w:instrText xml:space="preserve">AGEREF _Toc232712594 \h </w:instrText>
       </w:r>
       <w:r>
         <w:rPr>
@@ -1289,7 +1289,7 @@
         <w:rPr>
           <w:noProof/>
         </w:rPr>
-        <w:t>13</w:t>
+        <w:t>14</w:t>
       </w:r>
       <w:r>
         <w:rPr>
@@ -1305,7 +1305,7 @@
       <w:r>
         <w:fldChar w:fldCharType="end"/>
       </w:r>
-      <w:bookmarkStart w:id="1" w:name="_Toc232711736"/>
+      <w:bookmarkStart w:id="1" w:name="_Toc232712583"/>
       <w:r>
         <w:t>베타</w:t>
       </w:r>
@@ -1483,7 +1483,7 @@
         <w:pStyle w:val="2"/>
       </w:pPr>
       <w:bookmarkStart w:id="2" w:name="이게-어떤-제품인가요"/>
-      <w:bookmarkStart w:id="3" w:name="_Toc232711737"/>
+      <w:bookmarkStart w:id="3" w:name="_Toc232712584"/>
       <w:r>
         <w:t>이게</w:t>
       </w:r>
@@ -1745,7 +1745,7 @@
         <w:pStyle w:val="2"/>
       </w:pPr>
       <w:bookmarkStart w:id="4" w:name="베타에서-해보실-일"/>
-      <w:bookmarkStart w:id="5" w:name="_Toc232711738"/>
+      <w:bookmarkStart w:id="5" w:name="_Toc232712585"/>
       <w:bookmarkEnd w:id="2"/>
       <w:r>
         <w:t>베타에서</w:t>
@@ -1934,7 +1934,7 @@
         <w:pStyle w:val="2"/>
       </w:pPr>
       <w:bookmarkStart w:id="6" w:name="베타-혜택-및-한도"/>
-      <w:bookmarkStart w:id="7" w:name="_Toc232711739"/>
+      <w:bookmarkStart w:id="7" w:name="_Toc232712586"/>
       <w:bookmarkEnd w:id="4"/>
       <w:r>
         <w:t>베타</w:t>
@@ -2306,7 +2306,7 @@
         <w:pStyle w:val="2"/>
       </w:pPr>
       <w:bookmarkStart w:id="8" w:name="공개-범위"/>
-      <w:bookmarkStart w:id="9" w:name="_Toc232711740"/>
+      <w:bookmarkStart w:id="9" w:name="_Toc232712587"/>
       <w:bookmarkEnd w:id="6"/>
       <w:r>
         <w:t>공개</w:t>
@@ -2566,7 +2566,7 @@
         <w:pStyle w:val="1"/>
       </w:pPr>
       <w:bookmarkStart w:id="10" w:name="분-안에-시작하기"/>
-      <w:bookmarkStart w:id="11" w:name="_Toc232711741"/>
+      <w:bookmarkStart w:id="11" w:name="_Toc232712588"/>
       <w:bookmarkEnd w:id="0"/>
       <w:bookmarkEnd w:id="8"/>
       <w:r>
@@ -2957,58 +2957,6 @@
         <w:t>화면입니다</w:t>
       </w:r>
       <w:r>
-        <w:t xml:space="preserve">. </w:t>
-      </w:r>
-      <w:r>
-        <w:t>우측</w:t>
-      </w:r>
-      <w:r>
-        <w:t xml:space="preserve"> </w:t>
-      </w:r>
-      <w:r>
-        <w:t>상단</w:t>
-      </w:r>
-      <w:r>
-        <w:t xml:space="preserve"> </w:t>
-      </w:r>
-      <w:r>
-        <w:rPr>
-          <w:b/>
-          <w:bCs/>
-        </w:rPr>
-        <w:t xml:space="preserve">+ </w:t>
-      </w:r>
-      <w:r>
-        <w:rPr>
-          <w:b/>
-          <w:bCs/>
-        </w:rPr>
-        <w:t>새</w:t>
-      </w:r>
-      <w:r>
-        <w:rPr>
-          <w:b/>
-          <w:bCs/>
-        </w:rPr>
-        <w:t xml:space="preserve"> </w:t>
-      </w:r>
-      <w:r>
-        <w:rPr>
-          <w:b/>
-          <w:bCs/>
-        </w:rPr>
-        <w:t>프로젝트</w:t>
-      </w:r>
-      <w:r>
-        <w:t>로</w:t>
-      </w:r>
-      <w:r>
-        <w:t xml:space="preserve"> </w:t>
-      </w:r>
-      <w:r>
-        <w:t>시작하세요</w:t>
-      </w:r>
-      <w:r>
         <w:t>.</w:t>
       </w:r>
     </w:p>
@@ -3021,10 +2969,10 @@
           <w:noProof/>
         </w:rPr>
         <w:drawing>
-          <wp:inline distT="0" distB="0" distL="0" distR="0" wp14:anchorId="016F317E" wp14:editId="21CA525E">
+          <wp:inline distT="0" distB="0" distL="0" distR="0" wp14:anchorId="29B27532" wp14:editId="3E46D170">
             <wp:extent cx="5334000" cy="2765209"/>
             <wp:effectExtent l="0" t="0" r="0" b="0"/>
-            <wp:docPr id="15" name="Picture" descr="로그인 / 제품 소개 화면"/>
+            <wp:docPr id="15" name="Picture" descr="로그인 화면"/>
             <wp:cNvGraphicFramePr/>
             <a:graphic xmlns:a="http://schemas.openxmlformats.org/drawingml/2006/main">
               <a:graphicData uri="http://schemas.openxmlformats.org/drawingml/2006/picture">
@@ -3071,18 +3019,6 @@
         <w:t>로그인</w:t>
       </w:r>
       <w:r>
-        <w:t xml:space="preserve"> / </w:t>
-      </w:r>
-      <w:r>
-        <w:t>제품</w:t>
-      </w:r>
-      <w:r>
-        <w:t xml:space="preserve"> </w:t>
-      </w:r>
-      <w:r>
-        <w:t>소개</w:t>
-      </w:r>
-      <w:r>
         <w:t xml:space="preserve"> </w:t>
       </w:r>
       <w:r>
@@ -3091,23 +3027,72 @@
     </w:p>
     <w:p>
       <w:pPr>
-        <w:pStyle w:val="a8"/>
-      </w:pPr>
-      <w:r>
-        <w:rPr>
-          <w:b/>
-          <w:bCs/>
-        </w:rPr>
-        <w:t>팁</w:t>
-      </w:r>
-      <w:r>
-        <w:t xml:space="preserve">: </w:t>
-      </w:r>
-      <w:r>
-        <w:t>처음이라면</w:t>
-      </w:r>
-      <w:r>
-        <w:t xml:space="preserve"> </w:t>
+        <w:pStyle w:val="a0"/>
+      </w:pPr>
+      <w:r>
+        <w:t>처음</w:t>
+      </w:r>
+      <w:r>
+        <w:t xml:space="preserve"> </w:t>
+      </w:r>
+      <w:r>
+        <w:t>가입하면</w:t>
+      </w:r>
+      <w:r>
+        <w:t xml:space="preserve"> </w:t>
+      </w:r>
+      <w:r>
+        <w:t>대시보드에</w:t>
+      </w:r>
+      <w:r>
+        <w:t xml:space="preserve"> </w:t>
+      </w:r>
+      <w:r>
+        <w:rPr>
+          <w:b/>
+          <w:bCs/>
+        </w:rPr>
+        <w:t>샘플</w:t>
+      </w:r>
+      <w:r>
+        <w:rPr>
+          <w:b/>
+          <w:bCs/>
+        </w:rPr>
+        <w:t xml:space="preserve"> </w:t>
+      </w:r>
+      <w:r>
+        <w:rPr>
+          <w:b/>
+          <w:bCs/>
+        </w:rPr>
+        <w:t>데모</w:t>
+      </w:r>
+      <w:r>
+        <w:rPr>
+          <w:b/>
+          <w:bCs/>
+        </w:rPr>
+        <w:t xml:space="preserve"> </w:t>
+      </w:r>
+      <w:r>
+        <w:rPr>
+          <w:b/>
+          <w:bCs/>
+        </w:rPr>
+        <w:t>카드</w:t>
+      </w:r>
+      <w:r>
+        <w:t>가</w:t>
+      </w:r>
+      <w:r>
+        <w:t xml:space="preserve"> </w:t>
+      </w:r>
+      <w:r>
+        <w:t>표시됩니다</w:t>
+      </w:r>
+      <w:r>
+        <w:t xml:space="preserve">. </w:t>
       </w:r>
       <w:r>
         <w:t>입력</w:t>
@@ -3149,6 +3134,59 @@
         <w:t>데모</w:t>
       </w:r>
       <w:r>
+        <w:rPr>
+          <w:b/>
+          <w:bCs/>
+        </w:rPr>
+        <w:t xml:space="preserve"> </w:t>
+      </w:r>
+      <w:r>
+        <w:rPr>
+          <w:b/>
+          <w:bCs/>
+        </w:rPr>
+        <w:t>시작</w:t>
+      </w:r>
+      <w:r>
+        <w:t>으로</w:t>
+      </w:r>
+      <w:r>
+        <w:t xml:space="preserve"> </w:t>
+      </w:r>
+      <w:r>
+        <w:t>해외</w:t>
+      </w:r>
+      <w:r>
+        <w:t xml:space="preserve"> </w:t>
+      </w:r>
+      <w:r>
+        <w:t>시장</w:t>
+      </w:r>
+      <w:r>
+        <w:t xml:space="preserve"> </w:t>
+      </w:r>
+      <w:r>
+        <w:t>분석</w:t>
+      </w:r>
+      <w:r>
+        <w:t xml:space="preserve"> </w:t>
+      </w:r>
+      <w:r>
+        <w:t>결과를</w:t>
+      </w:r>
+      <w:r>
+        <w:t xml:space="preserve"> </w:t>
+      </w:r>
+      <w:r>
+        <w:t>먼저</w:t>
+      </w:r>
+      <w:r>
+        <w:t xml:space="preserve"> </w:t>
+      </w:r>
+      <w:r>
+        <w:t>체험하세요</w:t>
+      </w:r>
+      <w:r>
         <w:t>(</w:t>
       </w:r>
       <w:r>
@@ -3161,31 +3199,7 @@
         <w:t>회</w:t>
       </w:r>
       <w:r>
-        <w:t>)</w:t>
-      </w:r>
-      <w:r>
-        <w:t>로</w:t>
-      </w:r>
-      <w:r>
-        <w:t xml:space="preserve"> </w:t>
-      </w:r>
-      <w:r>
-        <w:t>결과</w:t>
-      </w:r>
-      <w:r>
-        <w:t xml:space="preserve"> </w:t>
-      </w:r>
-      <w:r>
-        <w:t>화면부터</w:t>
-      </w:r>
-      <w:r>
-        <w:t xml:space="preserve"> </w:t>
-      </w:r>
-      <w:r>
-        <w:t>둘러보세요</w:t>
-      </w:r>
-      <w:r>
-        <w:t xml:space="preserve">. </w:t>
+        <w:t xml:space="preserve">, </w:t>
       </w:r>
       <w:r>
         <w:t>검증</w:t>
@@ -3194,30 +3208,367 @@
         <w:t xml:space="preserve"> </w:t>
       </w:r>
       <w:r>
-        <w:t>횟수는</w:t>
-      </w:r>
-      <w:r>
-        <w:t xml:space="preserve"> </w:t>
-      </w:r>
-      <w:r>
-        <w:t>차감되지</w:t>
-      </w:r>
-      <w:r>
-        <w:t xml:space="preserve"> </w:t>
-      </w:r>
-      <w:r>
-        <w:t>않습니다</w:t>
-      </w:r>
-      <w:r>
-        <w:t>.</w:t>
+        <w:t>횟수</w:t>
+      </w:r>
+      <w:r>
+        <w:t xml:space="preserve"> </w:t>
+      </w:r>
+      <w:r>
+        <w:t>차감</w:t>
+      </w:r>
+      <w:r>
+        <w:t xml:space="preserve"> </w:t>
+      </w:r>
+      <w:r>
+        <w:t>없음</w:t>
+      </w:r>
+      <w:r>
+        <w:t>).</w:t>
       </w:r>
     </w:p>
     <w:p>
       <w:pPr>
+        <w:pStyle w:val="CaptionedFigure"/>
+      </w:pPr>
+      <w:r>
+        <w:rPr>
+          <w:noProof/>
+        </w:rPr>
+        <w:lastRenderedPageBreak/>
+        <w:drawing>
+          <wp:inline distT="0" distB="0" distL="0" distR="0" wp14:anchorId="3DDD7A19" wp14:editId="74A1E4B3">
+            <wp:extent cx="5334000" cy="2288514"/>
+            <wp:effectExtent l="0" t="0" r="0" b="0"/>
+            <wp:docPr id="18" name="Picture" descr="대시보드 — 처음 사용자(샘플 데모)"/>
+            <wp:cNvGraphicFramePr/>
+            <a:graphic xmlns:a="http://schemas.openxmlformats.org/drawingml/2006/main">
+              <a:graphicData uri="http://schemas.openxmlformats.org/drawingml/2006/picture">
+                <pic:pic xmlns:pic="http://schemas.openxmlformats.org/drawingml/2006/picture">
+                  <pic:nvPicPr>
+                    <pic:cNvPr id="19" name="Picture" descr="images/24_dashboard_demo.png"/>
+                    <pic:cNvPicPr>
+                      <a:picLocks noChangeAspect="1" noChangeArrowheads="1"/>
+                    </pic:cNvPicPr>
+                  </pic:nvPicPr>
+                  <pic:blipFill>
+                    <a:blip r:embed="rId9"/>
+                    <a:stretch>
+                      <a:fillRect/>
+                    </a:stretch>
+                  </pic:blipFill>
+                  <pic:spPr bwMode="auto">
+                    <a:xfrm>
+                      <a:off x="0" y="0"/>
+                      <a:ext cx="5334000" cy="2288514"/>
+                    </a:xfrm>
+                    <a:prstGeom prst="rect">
+                      <a:avLst/>
+                    </a:prstGeom>
+                    <a:noFill/>
+                    <a:ln w="9525">
+                      <a:noFill/>
+                      <a:headEnd/>
+                      <a:tailEnd/>
+                    </a:ln>
+                  </pic:spPr>
+                </pic:pic>
+              </a:graphicData>
+            </a:graphic>
+          </wp:inline>
+        </w:drawing>
+      </w:r>
+    </w:p>
+    <w:p>
+      <w:pPr>
+        <w:pStyle w:val="ImageCaption"/>
+      </w:pPr>
+      <w:r>
+        <w:t>대시보드</w:t>
+      </w:r>
+      <w:r>
+        <w:t xml:space="preserve"> — </w:t>
+      </w:r>
+      <w:r>
+        <w:t>처음</w:t>
+      </w:r>
+      <w:r>
+        <w:t xml:space="preserve"> </w:t>
+      </w:r>
+      <w:r>
+        <w:t>사용자</w:t>
+      </w:r>
+      <w:r>
+        <w:t>(</w:t>
+      </w:r>
+      <w:r>
+        <w:t>샘플</w:t>
+      </w:r>
+      <w:r>
+        <w:t xml:space="preserve"> </w:t>
+      </w:r>
+      <w:r>
+        <w:t>데모</w:t>
+      </w:r>
+      <w:r>
+        <w:t>)</w:t>
+      </w:r>
+    </w:p>
+    <w:p>
+      <w:pPr>
+        <w:pStyle w:val="a0"/>
+      </w:pPr>
+      <w:r>
+        <w:t>실제</w:t>
+      </w:r>
+      <w:r>
+        <w:t xml:space="preserve"> </w:t>
+      </w:r>
+      <w:r>
+        <w:t>제품을</w:t>
+      </w:r>
+      <w:r>
+        <w:t xml:space="preserve"> </w:t>
+      </w:r>
+      <w:r>
+        <w:t>검증하려면</w:t>
+      </w:r>
+      <w:r>
+        <w:t xml:space="preserve"> </w:t>
+      </w:r>
+      <w:r>
+        <w:t>좌측</w:t>
+      </w:r>
+      <w:r>
+        <w:t xml:space="preserve"> </w:t>
+      </w:r>
+      <w:r>
+        <w:rPr>
+          <w:b/>
+          <w:bCs/>
+        </w:rPr>
+        <w:t>프로젝트</w:t>
+      </w:r>
+      <w:r>
+        <w:t xml:space="preserve"> </w:t>
+      </w:r>
+      <w:r>
+        <w:t>메뉴에서</w:t>
+      </w:r>
+      <w:r>
+        <w:t xml:space="preserve"> </w:t>
+      </w:r>
+      <w:r>
+        <w:t>우측</w:t>
+      </w:r>
+      <w:r>
+        <w:t xml:space="preserve"> </w:t>
+      </w:r>
+      <w:r>
+        <w:t>상단</w:t>
+      </w:r>
+      <w:r>
+        <w:t xml:space="preserve"> </w:t>
+      </w:r>
+      <w:r>
+        <w:rPr>
+          <w:b/>
+          <w:bCs/>
+        </w:rPr>
+        <w:t xml:space="preserve">+ </w:t>
+      </w:r>
+      <w:r>
+        <w:rPr>
+          <w:b/>
+          <w:bCs/>
+        </w:rPr>
+        <w:t>새</w:t>
+      </w:r>
+      <w:r>
+        <w:rPr>
+          <w:b/>
+          <w:bCs/>
+        </w:rPr>
+        <w:t xml:space="preserve"> </w:t>
+      </w:r>
+      <w:r>
+        <w:rPr>
+          <w:b/>
+          <w:bCs/>
+        </w:rPr>
+        <w:t>프로젝트</w:t>
+      </w:r>
+      <w:r>
+        <w:t>를</w:t>
+      </w:r>
+      <w:r>
+        <w:t xml:space="preserve"> </w:t>
+      </w:r>
+      <w:r>
+        <w:t>누릅니다</w:t>
+      </w:r>
+      <w:r>
+        <w:t>. (</w:t>
+      </w:r>
+      <w:r>
+        <w:t>샘플</w:t>
+      </w:r>
+      <w:r>
+        <w:t xml:space="preserve"> </w:t>
+      </w:r>
+      <w:r>
+        <w:t>데모를</w:t>
+      </w:r>
+      <w:r>
+        <w:t xml:space="preserve"> </w:t>
+      </w:r>
+      <w:r>
+        <w:t>한</w:t>
+      </w:r>
+      <w:r>
+        <w:t xml:space="preserve"> </w:t>
+      </w:r>
+      <w:r>
+        <w:t>번</w:t>
+      </w:r>
+      <w:r>
+        <w:t xml:space="preserve"> </w:t>
+      </w:r>
+      <w:r>
+        <w:t>실행하면</w:t>
+      </w:r>
+      <w:r>
+        <w:t xml:space="preserve"> </w:t>
+      </w:r>
+      <w:r>
+        <w:t>대시보드에서도</w:t>
+      </w:r>
+      <w:r>
+        <w:t xml:space="preserve"> </w:t>
+      </w:r>
+      <w:r>
+        <w:rPr>
+          <w:b/>
+          <w:bCs/>
+        </w:rPr>
+        <w:t xml:space="preserve">+ </w:t>
+      </w:r>
+      <w:r>
+        <w:rPr>
+          <w:b/>
+          <w:bCs/>
+        </w:rPr>
+        <w:t>새</w:t>
+      </w:r>
+      <w:r>
+        <w:rPr>
+          <w:b/>
+          <w:bCs/>
+        </w:rPr>
+        <w:t xml:space="preserve"> </w:t>
+      </w:r>
+      <w:r>
+        <w:rPr>
+          <w:b/>
+          <w:bCs/>
+        </w:rPr>
+        <w:t>프로젝트</w:t>
+      </w:r>
+      <w:r>
+        <w:t>가</w:t>
+      </w:r>
+      <w:r>
+        <w:t xml:space="preserve"> </w:t>
+      </w:r>
+      <w:r>
+        <w:t>나타납니다</w:t>
+      </w:r>
+      <w:r>
+        <w:t>.)</w:t>
+      </w:r>
+    </w:p>
+    <w:p>
+      <w:pPr>
+        <w:pStyle w:val="CaptionedFigure"/>
+      </w:pPr>
+      <w:r>
+        <w:rPr>
+          <w:noProof/>
+        </w:rPr>
+        <w:drawing>
+          <wp:inline distT="0" distB="0" distL="0" distR="0" wp14:anchorId="01CF9C25" wp14:editId="14A5E753">
+            <wp:extent cx="5334000" cy="2258513"/>
+            <wp:effectExtent l="0" t="0" r="0" b="0"/>
+            <wp:docPr id="21" name="Picture" descr="프로젝트 화면 — + 새 프로젝트"/>
+            <wp:cNvGraphicFramePr/>
+            <a:graphic xmlns:a="http://schemas.openxmlformats.org/drawingml/2006/main">
+              <a:graphicData uri="http://schemas.openxmlformats.org/drawingml/2006/picture">
+                <pic:pic xmlns:pic="http://schemas.openxmlformats.org/drawingml/2006/picture">
+                  <pic:nvPicPr>
+                    <pic:cNvPr id="22" name="Picture" descr="images/25_projects.png"/>
+                    <pic:cNvPicPr>
+                      <a:picLocks noChangeAspect="1" noChangeArrowheads="1"/>
+                    </pic:cNvPicPr>
+                  </pic:nvPicPr>
+                  <pic:blipFill>
+                    <a:blip r:embed="rId10"/>
+                    <a:stretch>
+                      <a:fillRect/>
+                    </a:stretch>
+                  </pic:blipFill>
+                  <pic:spPr bwMode="auto">
+                    <a:xfrm>
+                      <a:off x="0" y="0"/>
+                      <a:ext cx="5334000" cy="2258513"/>
+                    </a:xfrm>
+                    <a:prstGeom prst="rect">
+                      <a:avLst/>
+                    </a:prstGeom>
+                    <a:noFill/>
+                    <a:ln w="9525">
+                      <a:noFill/>
+                      <a:headEnd/>
+                      <a:tailEnd/>
+                    </a:ln>
+                  </pic:spPr>
+                </pic:pic>
+              </a:graphicData>
+            </a:graphic>
+          </wp:inline>
+        </w:drawing>
+      </w:r>
+    </w:p>
+    <w:p>
+      <w:pPr>
+        <w:pStyle w:val="ImageCaption"/>
+      </w:pPr>
+      <w:r>
+        <w:t>프로젝트</w:t>
+      </w:r>
+      <w:r>
+        <w:t xml:space="preserve"> </w:t>
+      </w:r>
+      <w:r>
+        <w:t>화면</w:t>
+      </w:r>
+      <w:r>
+        <w:t xml:space="preserve"> — + </w:t>
+      </w:r>
+      <w:r>
+        <w:t>새</w:t>
+      </w:r>
+      <w:r>
+        <w:t xml:space="preserve"> </w:t>
+      </w:r>
+      <w:r>
+        <w:t>프로젝트</w:t>
+      </w:r>
+    </w:p>
+    <w:p>
+      <w:pPr>
         <w:pStyle w:val="1"/>
       </w:pPr>
       <w:bookmarkStart w:id="12" w:name="첫-시뮬레이션-만들기-6단계"/>
-      <w:bookmarkStart w:id="13" w:name="_Toc232711742"/>
+      <w:bookmarkStart w:id="13" w:name="_Toc232712589"/>
       <w:bookmarkEnd w:id="10"/>
       <w:r>
         <w:t>첫</w:t>
@@ -3486,6 +3837,7 @@
               <w:pStyle w:val="Compact"/>
             </w:pPr>
             <w:r>
+              <w:lastRenderedPageBreak/>
               <w:t xml:space="preserve">1. </w:t>
             </w:r>
             <w:r>
@@ -3550,7 +3902,6 @@
               <w:pStyle w:val="Compact"/>
             </w:pPr>
             <w:r>
-              <w:lastRenderedPageBreak/>
               <w:t xml:space="preserve">2. </w:t>
             </w:r>
             <w:r>
@@ -4448,22 +4799,22 @@
           <w:noProof/>
         </w:rPr>
         <w:drawing>
-          <wp:inline distT="0" distB="0" distL="0" distR="0" wp14:anchorId="69C69E56" wp14:editId="03B54BCF">
+          <wp:inline distT="0" distB="0" distL="0" distR="0" wp14:anchorId="3BA81141" wp14:editId="39AABAA3">
             <wp:extent cx="5334000" cy="3043656"/>
             <wp:effectExtent l="0" t="0" r="0" b="0"/>
-            <wp:docPr id="19" name="Picture" descr="Step 1 — 제품 정보 입력"/>
+            <wp:docPr id="25" name="Picture" descr="Step 1 — 제품 정보 입력"/>
             <wp:cNvGraphicFramePr/>
             <a:graphic xmlns:a="http://schemas.openxmlformats.org/drawingml/2006/main">
               <a:graphicData uri="http://schemas.openxmlformats.org/drawingml/2006/picture">
                 <pic:pic xmlns:pic="http://schemas.openxmlformats.org/drawingml/2006/picture">
                   <pic:nvPicPr>
-                    <pic:cNvPr id="20" name="Picture" descr="images/11_step1.png"/>
+                    <pic:cNvPr id="26" name="Picture" descr="images/11_step1.png"/>
                     <pic:cNvPicPr>
                       <a:picLocks noChangeAspect="1" noChangeArrowheads="1"/>
                     </pic:cNvPicPr>
                   </pic:nvPicPr>
                   <pic:blipFill>
-                    <a:blip r:embed="rId9"/>
+                    <a:blip r:embed="rId11"/>
                     <a:stretch>
                       <a:fillRect/>
                     </a:stretch>
@@ -4523,22 +4874,22 @@
         </w:rPr>
         <w:lastRenderedPageBreak/>
         <w:drawing>
-          <wp:inline distT="0" distB="0" distL="0" distR="0" wp14:anchorId="5D29F80C" wp14:editId="2E1DD8E0">
+          <wp:inline distT="0" distB="0" distL="0" distR="0" wp14:anchorId="65C6D8C1" wp14:editId="18764047">
             <wp:extent cx="5334000" cy="2993813"/>
             <wp:effectExtent l="0" t="0" r="0" b="0"/>
-            <wp:docPr id="22" name="Picture" descr="Step 3 — 진출 시장 선택"/>
+            <wp:docPr id="28" name="Picture" descr="Step 3 — 진출 시장 선택"/>
             <wp:cNvGraphicFramePr/>
             <a:graphic xmlns:a="http://schemas.openxmlformats.org/drawingml/2006/main">
               <a:graphicData uri="http://schemas.openxmlformats.org/drawingml/2006/picture">
                 <pic:pic xmlns:pic="http://schemas.openxmlformats.org/drawingml/2006/picture">
                   <pic:nvPicPr>
-                    <pic:cNvPr id="23" name="Picture" descr="images/13_step3.png"/>
+                    <pic:cNvPr id="29" name="Picture" descr="images/13_step3.png"/>
                     <pic:cNvPicPr>
                       <a:picLocks noChangeAspect="1" noChangeArrowheads="1"/>
                     </pic:cNvPicPr>
                   </pic:nvPicPr>
                   <pic:blipFill>
-                    <a:blip r:embed="rId10"/>
+                    <a:blip r:embed="rId12"/>
                     <a:stretch>
                       <a:fillRect/>
                     </a:stretch>
@@ -4716,22 +5067,22 @@
           <w:noProof/>
         </w:rPr>
         <w:drawing>
-          <wp:inline distT="0" distB="0" distL="0" distR="0" wp14:anchorId="4A15CE29" wp14:editId="4192CAFE">
+          <wp:inline distT="0" distB="0" distL="0" distR="0" wp14:anchorId="0B8CA74F" wp14:editId="2DFB2810">
             <wp:extent cx="5334000" cy="2432464"/>
             <wp:effectExtent l="0" t="0" r="0" b="0"/>
-            <wp:docPr id="25" name="Picture" descr="시뮬레이션 진행 / 완료"/>
+            <wp:docPr id="31" name="Picture" descr="시뮬레이션 진행 / 완료"/>
             <wp:cNvGraphicFramePr/>
             <a:graphic xmlns:a="http://schemas.openxmlformats.org/drawingml/2006/main">
               <a:graphicData uri="http://schemas.openxmlformats.org/drawingml/2006/picture">
                 <pic:pic xmlns:pic="http://schemas.openxmlformats.org/drawingml/2006/picture">
                   <pic:nvPicPr>
-                    <pic:cNvPr id="26" name="Picture" descr="images/16_done.png"/>
+                    <pic:cNvPr id="32" name="Picture" descr="images/16_done.png"/>
                     <pic:cNvPicPr>
                       <a:picLocks noChangeAspect="1" noChangeArrowheads="1"/>
                     </pic:cNvPicPr>
                   </pic:nvPicPr>
                   <pic:blipFill>
-                    <a:blip r:embed="rId11"/>
+                    <a:blip r:embed="rId13"/>
                     <a:stretch>
                       <a:fillRect/>
                     </a:stretch>
@@ -4783,7 +5134,7 @@
         <w:pStyle w:val="1"/>
       </w:pPr>
       <w:bookmarkStart w:id="14" w:name="결과-읽는-법"/>
-      <w:bookmarkStart w:id="15" w:name="_Toc232711743"/>
+      <w:bookmarkStart w:id="15" w:name="_Toc232712590"/>
       <w:bookmarkEnd w:id="12"/>
       <w:r>
         <w:lastRenderedPageBreak/>
@@ -5079,22 +5430,22 @@
           <w:noProof/>
         </w:rPr>
         <w:drawing>
-          <wp:inline distT="0" distB="0" distL="0" distR="0" wp14:anchorId="378252C8" wp14:editId="1DAE9AB3">
+          <wp:inline distT="0" distB="0" distL="0" distR="0" wp14:anchorId="173CC7A8" wp14:editId="11C42358">
             <wp:extent cx="5334000" cy="2388755"/>
             <wp:effectExtent l="0" t="0" r="0" b="0"/>
-            <wp:docPr id="29" name="Picture" descr="결과 — 페르소나 분석"/>
+            <wp:docPr id="35" name="Picture" descr="결과 — 페르소나 분석"/>
             <wp:cNvGraphicFramePr/>
             <a:graphic xmlns:a="http://schemas.openxmlformats.org/drawingml/2006/main">
               <a:graphicData uri="http://schemas.openxmlformats.org/drawingml/2006/picture">
                 <pic:pic xmlns:pic="http://schemas.openxmlformats.org/drawingml/2006/picture">
                   <pic:nvPicPr>
-                    <pic:cNvPr id="30" name="Picture" descr="images/04_persona.png"/>
+                    <pic:cNvPr id="36" name="Picture" descr="images/04_persona.png"/>
                     <pic:cNvPicPr>
                       <a:picLocks noChangeAspect="1" noChangeArrowheads="1"/>
                     </pic:cNvPicPr>
                   </pic:nvPicPr>
                   <pic:blipFill>
-                    <a:blip r:embed="rId12"/>
+                    <a:blip r:embed="rId14"/>
                     <a:stretch>
                       <a:fillRect/>
                     </a:stretch>
@@ -5196,22 +5547,22 @@
           <w:noProof/>
         </w:rPr>
         <w:drawing>
-          <wp:inline distT="0" distB="0" distL="0" distR="0" wp14:anchorId="4E7188E9" wp14:editId="749E4236">
+          <wp:inline distT="0" distB="0" distL="0" distR="0" wp14:anchorId="2C8C99FF" wp14:editId="28FC99DD">
             <wp:extent cx="5334000" cy="2595080"/>
             <wp:effectExtent l="0" t="0" r="0" b="0"/>
-            <wp:docPr id="32" name="Picture" descr="결과 — 가격 최적화"/>
+            <wp:docPr id="38" name="Picture" descr="결과 — 가격 최적화"/>
             <wp:cNvGraphicFramePr/>
             <a:graphic xmlns:a="http://schemas.openxmlformats.org/drawingml/2006/main">
               <a:graphicData uri="http://schemas.openxmlformats.org/drawingml/2006/picture">
                 <pic:pic xmlns:pic="http://schemas.openxmlformats.org/drawingml/2006/picture">
                   <pic:nvPicPr>
-                    <pic:cNvPr id="33" name="Picture" descr="images/17_price.png"/>
+                    <pic:cNvPr id="39" name="Picture" descr="images/17_price.png"/>
                     <pic:cNvPicPr>
                       <a:picLocks noChangeAspect="1" noChangeArrowheads="1"/>
                     </pic:cNvPicPr>
                   </pic:nvPicPr>
                   <pic:blipFill>
-                    <a:blip r:embed="rId13"/>
+                    <a:blip r:embed="rId15"/>
                     <a:stretch>
                       <a:fillRect/>
                     </a:stretch>
@@ -5312,22 +5663,22 @@
         </w:rPr>
         <w:lastRenderedPageBreak/>
         <w:drawing>
-          <wp:inline distT="0" distB="0" distL="0" distR="0" wp14:anchorId="765EFD36" wp14:editId="3524FA87">
+          <wp:inline distT="0" distB="0" distL="0" distR="0" wp14:anchorId="7DA77F09" wp14:editId="1DC16E9D">
             <wp:extent cx="5334000" cy="2652248"/>
             <wp:effectExtent l="0" t="0" r="0" b="0"/>
-            <wp:docPr id="35" name="Picture" descr="결과 — 투자/ROI 의사결정"/>
+            <wp:docPr id="41" name="Picture" descr="결과 — 투자/ROI 의사결정"/>
             <wp:cNvGraphicFramePr/>
             <a:graphic xmlns:a="http://schemas.openxmlformats.org/drawingml/2006/main">
               <a:graphicData uri="http://schemas.openxmlformats.org/drawingml/2006/picture">
                 <pic:pic xmlns:pic="http://schemas.openxmlformats.org/drawingml/2006/picture">
                   <pic:nvPicPr>
-                    <pic:cNvPr id="36" name="Picture" descr="images/18_decision.png"/>
+                    <pic:cNvPr id="42" name="Picture" descr="images/18_decision.png"/>
                     <pic:cNvPicPr>
                       <a:picLocks noChangeAspect="1" noChangeArrowheads="1"/>
                     </pic:cNvPicPr>
                   </pic:nvPicPr>
                   <pic:blipFill>
-                    <a:blip r:embed="rId14"/>
+                    <a:blip r:embed="rId16"/>
                     <a:stretch>
                       <a:fillRect/>
                     </a:stretch>
@@ -5404,7 +5755,10 @@
         <w:t>액션</w:t>
       </w:r>
       <w:r>
-        <w:t xml:space="preserve"> — </w:t>
+        <w:t xml:space="preserve"> </w:t>
+      </w:r>
+      <w:r>
+        <w:t xml:space="preserve">— </w:t>
       </w:r>
       <w:r>
         <w:t>영향</w:t>
@@ -5453,22 +5807,22 @@
           <w:noProof/>
         </w:rPr>
         <w:drawing>
-          <wp:inline distT="0" distB="0" distL="0" distR="0" wp14:anchorId="66ABD4E6" wp14:editId="69135CCF">
+          <wp:inline distT="0" distB="0" distL="0" distR="0" wp14:anchorId="20BD37B5" wp14:editId="160ED6D9">
             <wp:extent cx="5334000" cy="2606687"/>
             <wp:effectExtent l="0" t="0" r="0" b="0"/>
-            <wp:docPr id="38" name="Picture" descr="결과 — 추천 액션 매트릭스"/>
+            <wp:docPr id="44" name="Picture" descr="결과 — 추천 액션 매트릭스"/>
             <wp:cNvGraphicFramePr/>
             <a:graphic xmlns:a="http://schemas.openxmlformats.org/drawingml/2006/main">
               <a:graphicData uri="http://schemas.openxmlformats.org/drawingml/2006/picture">
                 <pic:pic xmlns:pic="http://schemas.openxmlformats.org/drawingml/2006/picture">
                   <pic:nvPicPr>
-                    <pic:cNvPr id="39" name="Picture" descr="images/20_action.png"/>
+                    <pic:cNvPr id="45" name="Picture" descr="images/20_action.png"/>
                     <pic:cNvPicPr>
                       <a:picLocks noChangeAspect="1" noChangeArrowheads="1"/>
                     </pic:cNvPicPr>
                   </pic:nvPicPr>
                   <pic:blipFill>
-                    <a:blip r:embed="rId15"/>
+                    <a:blip r:embed="rId17"/>
                     <a:stretch>
                       <a:fillRect/>
                     </a:stretch>
@@ -5623,7 +5977,7 @@
         <w:pStyle w:val="1"/>
       </w:pPr>
       <w:bookmarkStart w:id="16" w:name="베타-피드백-가장-중요합니다"/>
-      <w:bookmarkStart w:id="17" w:name="_Toc232711744"/>
+      <w:bookmarkStart w:id="17" w:name="_Toc232712591"/>
       <w:bookmarkEnd w:id="14"/>
       <w:r>
         <w:lastRenderedPageBreak/>
@@ -6327,7 +6681,7 @@
         <w:pStyle w:val="1"/>
       </w:pPr>
       <w:bookmarkStart w:id="18" w:name="베타-단계에서-알아두실-점"/>
-      <w:bookmarkStart w:id="19" w:name="_Toc232711745"/>
+      <w:bookmarkStart w:id="19" w:name="_Toc232712592"/>
       <w:bookmarkEnd w:id="16"/>
       <w:r>
         <w:t>베타</w:t>
@@ -6874,7 +7228,7 @@
         <w:pStyle w:val="1"/>
       </w:pPr>
       <w:bookmarkStart w:id="20" w:name="자주-묻는-질문-베타"/>
-      <w:bookmarkStart w:id="21" w:name="_Toc232711746"/>
+      <w:bookmarkStart w:id="21" w:name="_Toc232712593"/>
       <w:bookmarkEnd w:id="18"/>
       <w:r>
         <w:t>자주</w:t>
@@ -7636,7 +7990,7 @@
         <w:pStyle w:val="1"/>
       </w:pPr>
       <w:bookmarkStart w:id="22" w:name="문의-및-지원"/>
-      <w:bookmarkStart w:id="23" w:name="_Toc232711747"/>
+      <w:bookmarkStart w:id="23" w:name="_Toc232712594"/>
       <w:bookmarkEnd w:id="20"/>
       <w:r>
         <w:t>문의</w:t>
@@ -7987,12 +8341,12 @@
       <w:bookmarkEnd w:id="22"/>
     </w:p>
     <w:sectPr>
-      <w:headerReference w:type="even" r:id="rId16"/>
-      <w:headerReference w:type="default" r:id="rId17"/>
-      <w:footerReference w:type="even" r:id="rId18"/>
-      <w:footerReference w:type="default" r:id="rId19"/>
-      <w:headerReference w:type="first" r:id="rId20"/>
-      <w:footerReference w:type="first" r:id="rId21"/>
+      <w:headerReference w:type="even" r:id="rId18"/>
+      <w:headerReference w:type="default" r:id="rId19"/>
+      <w:footerReference w:type="even" r:id="rId20"/>
+      <w:footerReference w:type="default" r:id="rId21"/>
+      <w:headerReference w:type="first" r:id="rId22"/>
+      <w:footerReference w:type="first" r:id="rId23"/>
       <w:footnotePr>
         <w:numRestart w:val="eachSect"/>
       </w:footnotePr>
@@ -8240,7 +8594,7 @@
   <w:abstractNum w:abstractNumId="0" w15:restartNumberingAfterBreak="0">
     <w:nsid w:val="0000A990"/>
     <w:multiLevelType w:val="multilevel"/>
-    <w:tmpl w:val="3A648378"/>
+    <w:tmpl w:val="60366CCE"/>
     <w:lvl w:ilvl="0">
       <w:numFmt w:val="bullet"/>
       <w:lvlText w:val=" "/>
@@ -8317,7 +8671,7 @@
   <w:abstractNum w:abstractNumId="1" w15:restartNumberingAfterBreak="0">
     <w:nsid w:val="0000A991"/>
     <w:multiLevelType w:val="multilevel"/>
-    <w:tmpl w:val="55A4D878"/>
+    <w:tmpl w:val="B3568038"/>
     <w:lvl w:ilvl="0">
       <w:numFmt w:val="bullet"/>
       <w:lvlText w:val=""/>
@@ -8421,7 +8775,7 @@
   <w:abstractNum w:abstractNumId="2" w15:restartNumberingAfterBreak="0">
     <w:nsid w:val="00A99411"/>
     <w:multiLevelType w:val="multilevel"/>
-    <w:tmpl w:val="54B65E2E"/>
+    <w:tmpl w:val="B9E06AD6"/>
     <w:lvl w:ilvl="0">
       <w:start w:val="1"/>
       <w:numFmt w:val="decimal"/>
@@ -8504,13 +8858,13 @@
       </w:pPr>
     </w:lvl>
   </w:abstractNum>
-  <w:num w:numId="1" w16cid:durableId="381944039">
+  <w:num w:numId="1" w16cid:durableId="953754704">
     <w:abstractNumId w:val="0"/>
   </w:num>
-  <w:num w:numId="2" w16cid:durableId="857811902">
+  <w:num w:numId="2" w16cid:durableId="1893224927">
     <w:abstractNumId w:val="1"/>
   </w:num>
-  <w:num w:numId="3" w16cid:durableId="1846742626">
+  <w:num w:numId="3" w16cid:durableId="2034838412">
     <w:abstractNumId w:val="2"/>
     <w:lvlOverride w:ilvl="0">
       <w:startOverride w:val="1"/>
@@ -8540,28 +8894,28 @@
       <w:startOverride w:val="1"/>
     </w:lvlOverride>
   </w:num>
-  <w:num w:numId="4" w16cid:durableId="1551763535">
+  <w:num w:numId="4" w16cid:durableId="525293641">
     <w:abstractNumId w:val="1"/>
   </w:num>
-  <w:num w:numId="5" w16cid:durableId="374744012">
+  <w:num w:numId="5" w16cid:durableId="214894778">
     <w:abstractNumId w:val="1"/>
   </w:num>
-  <w:num w:numId="6" w16cid:durableId="853542693">
+  <w:num w:numId="6" w16cid:durableId="1039404329">
     <w:abstractNumId w:val="1"/>
   </w:num>
-  <w:num w:numId="7" w16cid:durableId="1398936566">
+  <w:num w:numId="7" w16cid:durableId="386152008">
     <w:abstractNumId w:val="1"/>
   </w:num>
-  <w:num w:numId="8" w16cid:durableId="665550656">
+  <w:num w:numId="8" w16cid:durableId="1944417068">
     <w:abstractNumId w:val="1"/>
   </w:num>
-  <w:num w:numId="9" w16cid:durableId="61175449">
+  <w:num w:numId="9" w16cid:durableId="1572424820">
     <w:abstractNumId w:val="1"/>
   </w:num>
-  <w:num w:numId="10" w16cid:durableId="502671851">
+  <w:num w:numId="10" w16cid:durableId="1782605454">
     <w:abstractNumId w:val="1"/>
   </w:num>
-  <w:num w:numId="11" w16cid:durableId="1253516246">
+  <w:num w:numId="11" w16cid:durableId="1589540352">
     <w:abstractNumId w:val="1"/>
   </w:num>
 </w:numbering>
@@ -9783,7 +10137,7 @@
     <w:name w:val="header"/>
     <w:basedOn w:val="a"/>
     <w:link w:val="Char2"/>
-    <w:rsid w:val="004F57C6"/>
+    <w:rsid w:val="00EA54B3"/>
     <w:pPr>
       <w:tabs>
         <w:tab w:val="center" w:pos="4513"/>
@@ -9796,13 +10150,13 @@
     <w:name w:val="머리글 Char"/>
     <w:basedOn w:val="a1"/>
     <w:link w:val="ad"/>
-    <w:rsid w:val="004F57C6"/>
+    <w:rsid w:val="00EA54B3"/>
   </w:style>
   <w:style w:type="paragraph" w:styleId="ae">
     <w:name w:val="footer"/>
     <w:basedOn w:val="a"/>
     <w:link w:val="Char3"/>
-    <w:rsid w:val="004F57C6"/>
+    <w:rsid w:val="00EA54B3"/>
     <w:pPr>
       <w:tabs>
         <w:tab w:val="center" w:pos="4513"/>
@@ -9815,7 +10169,7 @@
     <w:name w:val="바닥글 Char"/>
     <w:basedOn w:val="a1"/>
     <w:link w:val="ae"/>
-    <w:rsid w:val="004F57C6"/>
+    <w:rsid w:val="00EA54B3"/>
   </w:style>
   <w:style w:type="paragraph" w:styleId="10">
     <w:name w:val="toc 1"/>
@@ -9823,7 +10177,7 @@
     <w:next w:val="a"/>
     <w:autoRedefine/>
     <w:uiPriority w:val="39"/>
-    <w:rsid w:val="004F57C6"/>
+    <w:rsid w:val="00EA54B3"/>
   </w:style>
   <w:style w:type="paragraph" w:styleId="20">
     <w:name w:val="toc 2"/>
@@ -9831,7 +10185,7 @@
     <w:next w:val="a"/>
     <w:autoRedefine/>
     <w:uiPriority w:val="39"/>
-    <w:rsid w:val="004F57C6"/>
+    <w:rsid w:val="00EA54B3"/>
     <w:pPr>
       <w:ind w:leftChars="200" w:left="425"/>
     </w:pPr>
@@ -9839,7 +10193,7 @@
   <w:style w:type="character" w:styleId="af">
     <w:name w:val="page number"/>
     <w:basedOn w:val="a1"/>
-    <w:rsid w:val="004F57C6"/>
+    <w:rsid w:val="00EA54B3"/>
   </w:style>
 </w:styles>
 </file>

--- a/docs/manual/Market Twin 베타테스트 가이드.docx
+++ b/docs/manual/Market Twin 베타테스트 가이드.docx
@@ -11,16 +11,16 @@
           <w:noProof/>
         </w:rPr>
         <w:drawing>
-          <wp:inline distT="0" distB="0" distL="0" distR="0" wp14:anchorId="027CB9F3" wp14:editId="5C689EC4">
+          <wp:inline distT="0" distB="0" distL="0" distR="0" wp14:anchorId="207F1D65" wp14:editId="5EBE3038">
             <wp:extent cx="1397000" cy="1397000"/>
             <wp:effectExtent l="0" t="0" r="0" b="0"/>
-            <wp:docPr id="1770808321" name="그림 1"/>
+            <wp:docPr id="1671644666" name="그림 1"/>
             <wp:cNvGraphicFramePr/>
             <a:graphic xmlns:a="http://schemas.openxmlformats.org/drawingml/2006/main">
               <a:graphicData uri="http://schemas.openxmlformats.org/drawingml/2006/picture">
                 <pic:pic xmlns:pic="http://schemas.openxmlformats.org/drawingml/2006/picture">
                   <pic:nvPicPr>
-                    <pic:cNvPr id="1770808321" name=""/>
+                    <pic:cNvPr id="1671644666" name=""/>
                     <pic:cNvPicPr/>
                   </pic:nvPicPr>
                   <pic:blipFill>
@@ -236,7 +236,7 @@
         <w:rPr>
           <w:noProof/>
         </w:rPr>
-        <w:instrText xml:space="preserve"> PAGEREF _Toc232712583 \h </w:instrText>
+        <w:instrText xml:space="preserve"> PAGEREF _Toc232713129 \h </w:instrText>
       </w:r>
       <w:r>
         <w:rPr>
@@ -323,7 +323,7 @@
         <w:rPr>
           <w:noProof/>
         </w:rPr>
-        <w:instrText xml:space="preserve"> PAGEREF _Toc232712584 \h </w:instrText>
+        <w:instrText xml:space="preserve"> PAGEREF _Toc232713130 \h </w:instrText>
       </w:r>
       <w:r>
         <w:rPr>
@@ -410,7 +410,7 @@
         <w:rPr>
           <w:noProof/>
         </w:rPr>
-        <w:instrText xml:space="preserve"> PAGEREF _Toc232712585 \h </w:instrText>
+        <w:instrText xml:space="preserve"> PAGEREF _Toc232713131 \h </w:instrText>
       </w:r>
       <w:r>
         <w:rPr>
@@ -509,7 +509,7 @@
         <w:rPr>
           <w:noProof/>
         </w:rPr>
-        <w:instrText xml:space="preserve"> PAGEREF _Toc232712586 \h </w:instrText>
+        <w:instrText xml:space="preserve"> PAGEREF _Toc232713132 \h </w:instrText>
       </w:r>
       <w:r>
         <w:rPr>
@@ -584,7 +584,7 @@
         <w:rPr>
           <w:noProof/>
         </w:rPr>
-        <w:instrText xml:space="preserve"> PAGEREF _Toc232712587 \h </w:instrText>
+        <w:instrText xml:space="preserve"> PAGEREF _Toc232713133 \h </w:instrText>
       </w:r>
       <w:r>
         <w:rPr>
@@ -676,7 +676,7 @@
         <w:rPr>
           <w:noProof/>
         </w:rPr>
-        <w:instrText xml:space="preserve"> PAGEREF _Toc232712588 \h </w:instrText>
+        <w:instrText xml:space="preserve"> PAGEREF _Toc232713134 \h </w:instrText>
       </w:r>
       <w:r>
         <w:rPr>
@@ -780,7 +780,7 @@
         <w:rPr>
           <w:noProof/>
         </w:rPr>
-        <w:instrText xml:space="preserve"> PAGEREF _Toc232712589 \h </w:instrText>
+        <w:instrText xml:space="preserve"> PAGEREF _Toc232713135 \h </w:instrText>
       </w:r>
       <w:r>
         <w:rPr>
@@ -866,7 +866,7 @@
         <w:rPr>
           <w:noProof/>
         </w:rPr>
-        <w:instrText xml:space="preserve"> PAGEREF _Toc232712590 \h </w:instrText>
+        <w:instrText xml:space="preserve"> PAGEREF _Toc232713136 \h </w:instrText>
       </w:r>
       <w:r>
         <w:rPr>
@@ -977,7 +977,7 @@
         <w:rPr>
           <w:noProof/>
         </w:rPr>
-        <w:instrText xml:space="preserve"> PAGEREF _Toc232712591 \h </w:instrText>
+        <w:instrText xml:space="preserve"> PAGEREF _Toc232713137 \h </w:instrText>
       </w:r>
       <w:r>
         <w:rPr>
@@ -1075,7 +1075,7 @@
         <w:rPr>
           <w:noProof/>
         </w:rPr>
-        <w:instrText xml:space="preserve"> PAGEREF _Toc232712592 \h </w:instrText>
+        <w:instrText xml:space="preserve"> PAGEREF _Toc232713138 \h </w:instrText>
       </w:r>
       <w:r>
         <w:rPr>
@@ -1179,7 +1179,7 @@
         <w:rPr>
           <w:noProof/>
         </w:rPr>
-        <w:instrText xml:space="preserve"> PAGEREF _Toc232712593 \h </w:instrText>
+        <w:instrText xml:space="preserve"> PAGEREF _Toc232713139 \h </w:instrText>
       </w:r>
       <w:r>
         <w:rPr>
@@ -1272,7 +1272,7 @@
           <w:noProof/>
         </w:rPr>
         <w:lastRenderedPageBreak/>
-        <w:instrText xml:space="preserve">AGEREF _Toc232712594 \h </w:instrText>
+        <w:instrText xml:space="preserve">AGEREF _Toc232713140 \h </w:instrText>
       </w:r>
       <w:r>
         <w:rPr>
@@ -1305,7 +1305,7 @@
       <w:r>
         <w:fldChar w:fldCharType="end"/>
       </w:r>
-      <w:bookmarkStart w:id="1" w:name="_Toc232712583"/>
+      <w:bookmarkStart w:id="1" w:name="_Toc232713129"/>
       <w:r>
         <w:t>베타</w:t>
       </w:r>
@@ -1483,7 +1483,7 @@
         <w:pStyle w:val="2"/>
       </w:pPr>
       <w:bookmarkStart w:id="2" w:name="이게-어떤-제품인가요"/>
-      <w:bookmarkStart w:id="3" w:name="_Toc232712584"/>
+      <w:bookmarkStart w:id="3" w:name="_Toc232713130"/>
       <w:r>
         <w:t>이게</w:t>
       </w:r>
@@ -1745,7 +1745,7 @@
         <w:pStyle w:val="2"/>
       </w:pPr>
       <w:bookmarkStart w:id="4" w:name="베타에서-해보실-일"/>
-      <w:bookmarkStart w:id="5" w:name="_Toc232712585"/>
+      <w:bookmarkStart w:id="5" w:name="_Toc232713131"/>
       <w:bookmarkEnd w:id="2"/>
       <w:r>
         <w:t>베타에서</w:t>
@@ -1934,7 +1934,7 @@
         <w:pStyle w:val="2"/>
       </w:pPr>
       <w:bookmarkStart w:id="6" w:name="베타-혜택-및-한도"/>
-      <w:bookmarkStart w:id="7" w:name="_Toc232712586"/>
+      <w:bookmarkStart w:id="7" w:name="_Toc232713132"/>
       <w:bookmarkEnd w:id="4"/>
       <w:r>
         <w:t>베타</w:t>
@@ -2306,7 +2306,7 @@
         <w:pStyle w:val="2"/>
       </w:pPr>
       <w:bookmarkStart w:id="8" w:name="공개-범위"/>
-      <w:bookmarkStart w:id="9" w:name="_Toc232712587"/>
+      <w:bookmarkStart w:id="9" w:name="_Toc232713133"/>
       <w:bookmarkEnd w:id="6"/>
       <w:r>
         <w:t>공개</w:t>
@@ -2566,7 +2566,7 @@
         <w:pStyle w:val="1"/>
       </w:pPr>
       <w:bookmarkStart w:id="10" w:name="분-안에-시작하기"/>
-      <w:bookmarkStart w:id="11" w:name="_Toc232712588"/>
+      <w:bookmarkStart w:id="11" w:name="_Toc232713134"/>
       <w:bookmarkEnd w:id="0"/>
       <w:bookmarkEnd w:id="8"/>
       <w:r>
@@ -2969,7 +2969,7 @@
           <w:noProof/>
         </w:rPr>
         <w:drawing>
-          <wp:inline distT="0" distB="0" distL="0" distR="0" wp14:anchorId="29B27532" wp14:editId="3E46D170">
+          <wp:inline distT="0" distB="0" distL="0" distR="0" wp14:anchorId="371C0140" wp14:editId="4868B2D1">
             <wp:extent cx="5334000" cy="2765209"/>
             <wp:effectExtent l="0" t="0" r="0" b="0"/>
             <wp:docPr id="15" name="Picture" descr="로그인 화면"/>
@@ -3236,7 +3236,7 @@
         </w:rPr>
         <w:lastRenderedPageBreak/>
         <w:drawing>
-          <wp:inline distT="0" distB="0" distL="0" distR="0" wp14:anchorId="3DDD7A19" wp14:editId="74A1E4B3">
+          <wp:inline distT="0" distB="0" distL="0" distR="0" wp14:anchorId="73A0C919" wp14:editId="7A4FC7BA">
             <wp:extent cx="5334000" cy="2288514"/>
             <wp:effectExtent l="0" t="0" r="0" b="0"/>
             <wp:docPr id="18" name="Picture" descr="대시보드 — 처음 사용자(샘플 데모)"/>
@@ -3495,7 +3495,7 @@
           <w:noProof/>
         </w:rPr>
         <w:drawing>
-          <wp:inline distT="0" distB="0" distL="0" distR="0" wp14:anchorId="01CF9C25" wp14:editId="14A5E753">
+          <wp:inline distT="0" distB="0" distL="0" distR="0" wp14:anchorId="61AE3051" wp14:editId="7280761B">
             <wp:extent cx="5334000" cy="2258513"/>
             <wp:effectExtent l="0" t="0" r="0" b="0"/>
             <wp:docPr id="21" name="Picture" descr="프로젝트 화면 — + 새 프로젝트"/>
@@ -3568,7 +3568,7 @@
         <w:pStyle w:val="1"/>
       </w:pPr>
       <w:bookmarkStart w:id="12" w:name="첫-시뮬레이션-만들기-6단계"/>
-      <w:bookmarkStart w:id="13" w:name="_Toc232712589"/>
+      <w:bookmarkStart w:id="13" w:name="_Toc232713135"/>
       <w:bookmarkEnd w:id="10"/>
       <w:r>
         <w:t>첫</w:t>
@@ -4799,7 +4799,7 @@
           <w:noProof/>
         </w:rPr>
         <w:drawing>
-          <wp:inline distT="0" distB="0" distL="0" distR="0" wp14:anchorId="3BA81141" wp14:editId="39AABAA3">
+          <wp:inline distT="0" distB="0" distL="0" distR="0" wp14:anchorId="453FCC1D" wp14:editId="3B865A5D">
             <wp:extent cx="5334000" cy="3043656"/>
             <wp:effectExtent l="0" t="0" r="0" b="0"/>
             <wp:docPr id="25" name="Picture" descr="Step 1 — 제품 정보 입력"/>
@@ -4874,7 +4874,7 @@
         </w:rPr>
         <w:lastRenderedPageBreak/>
         <w:drawing>
-          <wp:inline distT="0" distB="0" distL="0" distR="0" wp14:anchorId="65C6D8C1" wp14:editId="18764047">
+          <wp:inline distT="0" distB="0" distL="0" distR="0" wp14:anchorId="2C4575DB" wp14:editId="7FC724C0">
             <wp:extent cx="5334000" cy="2993813"/>
             <wp:effectExtent l="0" t="0" r="0" b="0"/>
             <wp:docPr id="28" name="Picture" descr="Step 3 — 진출 시장 선택"/>
@@ -5067,7 +5067,7 @@
           <w:noProof/>
         </w:rPr>
         <w:drawing>
-          <wp:inline distT="0" distB="0" distL="0" distR="0" wp14:anchorId="0B8CA74F" wp14:editId="2DFB2810">
+          <wp:inline distT="0" distB="0" distL="0" distR="0" wp14:anchorId="15D9E3EC" wp14:editId="6309861C">
             <wp:extent cx="5334000" cy="2432464"/>
             <wp:effectExtent l="0" t="0" r="0" b="0"/>
             <wp:docPr id="31" name="Picture" descr="시뮬레이션 진행 / 완료"/>
@@ -5134,7 +5134,7 @@
         <w:pStyle w:val="1"/>
       </w:pPr>
       <w:bookmarkStart w:id="14" w:name="결과-읽는-법"/>
-      <w:bookmarkStart w:id="15" w:name="_Toc232712590"/>
+      <w:bookmarkStart w:id="15" w:name="_Toc232713136"/>
       <w:bookmarkEnd w:id="12"/>
       <w:r>
         <w:lastRenderedPageBreak/>
@@ -5430,7 +5430,7 @@
           <w:noProof/>
         </w:rPr>
         <w:drawing>
-          <wp:inline distT="0" distB="0" distL="0" distR="0" wp14:anchorId="173CC7A8" wp14:editId="11C42358">
+          <wp:inline distT="0" distB="0" distL="0" distR="0" wp14:anchorId="7F6AD4E8" wp14:editId="4076C856">
             <wp:extent cx="5334000" cy="2388755"/>
             <wp:effectExtent l="0" t="0" r="0" b="0"/>
             <wp:docPr id="35" name="Picture" descr="결과 — 페르소나 분석"/>
@@ -5547,7 +5547,7 @@
           <w:noProof/>
         </w:rPr>
         <w:drawing>
-          <wp:inline distT="0" distB="0" distL="0" distR="0" wp14:anchorId="2C8C99FF" wp14:editId="28FC99DD">
+          <wp:inline distT="0" distB="0" distL="0" distR="0" wp14:anchorId="27F04F0E" wp14:editId="49158E53">
             <wp:extent cx="5334000" cy="2595080"/>
             <wp:effectExtent l="0" t="0" r="0" b="0"/>
             <wp:docPr id="38" name="Picture" descr="결과 — 가격 최적화"/>
@@ -5663,7 +5663,7 @@
         </w:rPr>
         <w:lastRenderedPageBreak/>
         <w:drawing>
-          <wp:inline distT="0" distB="0" distL="0" distR="0" wp14:anchorId="7DA77F09" wp14:editId="1DC16E9D">
+          <wp:inline distT="0" distB="0" distL="0" distR="0" wp14:anchorId="5B01CF81" wp14:editId="6F828165">
             <wp:extent cx="5334000" cy="2652248"/>
             <wp:effectExtent l="0" t="0" r="0" b="0"/>
             <wp:docPr id="41" name="Picture" descr="결과 — 투자/ROI 의사결정"/>
@@ -5807,7 +5807,7 @@
           <w:noProof/>
         </w:rPr>
         <w:drawing>
-          <wp:inline distT="0" distB="0" distL="0" distR="0" wp14:anchorId="20BD37B5" wp14:editId="160ED6D9">
+          <wp:inline distT="0" distB="0" distL="0" distR="0" wp14:anchorId="7CAAF15B" wp14:editId="44FA1F07">
             <wp:extent cx="5334000" cy="2606687"/>
             <wp:effectExtent l="0" t="0" r="0" b="0"/>
             <wp:docPr id="44" name="Picture" descr="결과 — 추천 액션 매트릭스"/>
@@ -5977,10 +5977,9 @@
         <w:pStyle w:val="1"/>
       </w:pPr>
       <w:bookmarkStart w:id="16" w:name="베타-피드백-가장-중요합니다"/>
-      <w:bookmarkStart w:id="17" w:name="_Toc232712591"/>
+      <w:bookmarkStart w:id="17" w:name="_Toc232713137"/>
       <w:bookmarkEnd w:id="14"/>
       <w:r>
-        <w:lastRenderedPageBreak/>
         <w:t>베타</w:t>
       </w:r>
       <w:r>
@@ -6014,15 +6013,103 @@
         <w:pStyle w:val="FirstParagraph"/>
       </w:pPr>
       <w:r>
+        <w:t>피드백을</w:t>
+      </w:r>
+      <w:r>
+        <w:t xml:space="preserve"> </w:t>
+      </w:r>
+      <w:r>
+        <w:t>남기는</w:t>
+      </w:r>
+      <w:r>
+        <w:t xml:space="preserve"> </w:t>
+      </w:r>
+      <w:r>
+        <w:t>곳은</w:t>
+      </w:r>
+      <w:r>
+        <w:t xml:space="preserve"> </w:t>
+      </w:r>
+      <w:r>
+        <w:rPr>
+          <w:b/>
+          <w:bCs/>
+        </w:rPr>
+        <w:t>두</w:t>
+      </w:r>
+      <w:r>
+        <w:rPr>
+          <w:b/>
+          <w:bCs/>
+        </w:rPr>
+        <w:t xml:space="preserve"> </w:t>
+      </w:r>
+      <w:r>
+        <w:rPr>
+          <w:b/>
+          <w:bCs/>
+        </w:rPr>
+        <w:t>군데</w:t>
+      </w:r>
+      <w:r>
+        <w:t>입니다</w:t>
+      </w:r>
+      <w:r>
+        <w:t>.</w:t>
+      </w:r>
+    </w:p>
+    <w:p>
+      <w:pPr>
+        <w:pStyle w:val="a0"/>
+      </w:pPr>
+      <w:r>
+        <w:rPr>
+          <w:b/>
+          <w:bCs/>
+        </w:rPr>
+        <w:lastRenderedPageBreak/>
+        <w:t xml:space="preserve">① </w:t>
+      </w:r>
+      <w:r>
+        <w:rPr>
+          <w:b/>
+          <w:bCs/>
+        </w:rPr>
+        <w:t>시뮬레이션</w:t>
+      </w:r>
+      <w:r>
+        <w:rPr>
+          <w:b/>
+          <w:bCs/>
+        </w:rPr>
+        <w:t xml:space="preserve"> </w:t>
+      </w:r>
+      <w:r>
+        <w:rPr>
+          <w:b/>
+          <w:bCs/>
+        </w:rPr>
         <w:t>결과</w:t>
       </w:r>
       <w:r>
-        <w:t xml:space="preserve"> </w:t>
-      </w:r>
-      <w:r>
+        <w:rPr>
+          <w:b/>
+          <w:bCs/>
+        </w:rPr>
+        <w:t xml:space="preserve"> </w:t>
+      </w:r>
+      <w:r>
+        <w:rPr>
+          <w:b/>
+          <w:bCs/>
+        </w:rPr>
         <w:t>화면</w:t>
       </w:r>
       <w:r>
+        <w:rPr>
+          <w:b/>
+          <w:bCs/>
+        </w:rPr>
         <w:t xml:space="preserve"> </w:t>
       </w:r>
       <w:r>
@@ -6033,10 +6120,7 @@
         <w:t>하단</w:t>
       </w:r>
       <w:r>
-        <w:t>에</w:t>
-      </w:r>
-      <w:r>
-        <w:t xml:space="preserve"> </w:t>
+        <w:t xml:space="preserve"> — </w:t>
       </w:r>
       <w:r>
         <w:rPr>
@@ -6119,12 +6203,6 @@
         <w:t xml:space="preserve"> </w:t>
       </w:r>
       <w:r>
-        <w:t>라는</w:t>
-      </w:r>
-      <w:r>
-        <w:t xml:space="preserve"> </w:t>
-      </w:r>
-      <w:r>
         <w:rPr>
           <w:b/>
           <w:bCs/>
@@ -6193,103 +6271,331 @@
         <w:t>있습니다</w:t>
       </w:r>
       <w:r>
+        <w:t>. (</w:t>
+      </w:r>
+      <w:r>
+        <w:t>로그인</w:t>
+      </w:r>
+      <w:r>
+        <w:t xml:space="preserve"> </w:t>
+      </w:r>
+      <w:r>
+        <w:t>후</w:t>
+      </w:r>
+      <w:r>
+        <w:t xml:space="preserve"> </w:t>
+      </w:r>
+      <w:r>
+        <w:t>결과</w:t>
+      </w:r>
+      <w:r>
+        <w:t xml:space="preserve"> </w:t>
+      </w:r>
+      <w:r>
+        <w:t>화면</w:t>
+      </w:r>
+      <w:r>
+        <w:t xml:space="preserve">) </w:t>
+      </w:r>
+      <w:r>
+        <w:rPr>
+          <w:b/>
+          <w:bCs/>
+        </w:rPr>
+        <w:t>시뮬레이션을</w:t>
+      </w:r>
+      <w:r>
+        <w:rPr>
+          <w:b/>
+          <w:bCs/>
+        </w:rPr>
+        <w:t xml:space="preserve"> </w:t>
+      </w:r>
+      <w:r>
+        <w:rPr>
+          <w:b/>
+          <w:bCs/>
+        </w:rPr>
+        <w:t>돌릴</w:t>
+      </w:r>
+      <w:r>
+        <w:rPr>
+          <w:b/>
+          <w:bCs/>
+        </w:rPr>
+        <w:t xml:space="preserve"> </w:t>
+      </w:r>
+      <w:r>
+        <w:rPr>
+          <w:b/>
+          <w:bCs/>
+        </w:rPr>
+        <w:t>때마다</w:t>
+      </w:r>
+      <w:r>
+        <w:rPr>
+          <w:b/>
+          <w:bCs/>
+        </w:rPr>
+        <w:t xml:space="preserve"> </w:t>
+      </w:r>
+      <w:r>
+        <w:rPr>
+          <w:b/>
+          <w:bCs/>
+        </w:rPr>
+        <w:t>꼭</w:t>
+      </w:r>
+      <w:r>
+        <w:rPr>
+          <w:b/>
+          <w:bCs/>
+        </w:rPr>
+        <w:t xml:space="preserve"> </w:t>
+      </w:r>
+      <w:r>
+        <w:rPr>
+          <w:b/>
+          <w:bCs/>
+        </w:rPr>
+        <w:t>남겨</w:t>
+      </w:r>
+      <w:r>
+        <w:rPr>
+          <w:b/>
+          <w:bCs/>
+        </w:rPr>
+        <w:t xml:space="preserve"> </w:t>
+      </w:r>
+      <w:r>
+        <w:rPr>
+          <w:b/>
+          <w:bCs/>
+        </w:rPr>
+        <w:t>주세요</w:t>
+      </w:r>
+      <w:r>
+        <w:rPr>
+          <w:b/>
+          <w:bCs/>
+        </w:rPr>
+        <w:t>.</w:t>
+      </w:r>
+      <w:r>
+        <w:t xml:space="preserve"> 30</w:t>
+      </w:r>
+      <w:r>
+        <w:t>초면</w:t>
+      </w:r>
+      <w:r>
+        <w:t xml:space="preserve"> </w:t>
+      </w:r>
+      <w:r>
+        <w:t>됩니다</w:t>
+      </w:r>
+      <w:r>
+        <w:t>.</w:t>
+      </w:r>
+    </w:p>
+    <w:p>
+      <w:pPr>
+        <w:pStyle w:val="a0"/>
+      </w:pPr>
+      <w:r>
+        <w:rPr>
+          <w:b/>
+          <w:bCs/>
+        </w:rPr>
+        <w:t xml:space="preserve">② </w:t>
+      </w:r>
+      <w:r>
+        <w:rPr>
+          <w:b/>
+          <w:bCs/>
+        </w:rPr>
+        <w:t>베타</w:t>
+      </w:r>
+      <w:r>
+        <w:rPr>
+          <w:b/>
+          <w:bCs/>
+        </w:rPr>
+        <w:t xml:space="preserve"> </w:t>
+      </w:r>
+      <w:r>
+        <w:rPr>
+          <w:b/>
+          <w:bCs/>
+        </w:rPr>
+        <w:t>안내</w:t>
+      </w:r>
+      <w:r>
+        <w:rPr>
+          <w:b/>
+          <w:bCs/>
+        </w:rPr>
+        <w:t xml:space="preserve"> </w:t>
+      </w:r>
+      <w:r>
+        <w:rPr>
+          <w:b/>
+          <w:bCs/>
+        </w:rPr>
+        <w:t>페이지</w:t>
+      </w:r>
+      <w:r>
+        <w:rPr>
+          <w:b/>
+          <w:bCs/>
+        </w:rPr>
+        <w:t>(</w:t>
+      </w:r>
+      <w:r>
+        <w:rPr>
+          <w:rStyle w:val="VerbatimChar"/>
+          <w:b/>
+          <w:bCs/>
+        </w:rPr>
+        <w:t>app.markettwin.ai/beta</w:t>
+      </w:r>
+      <w:r>
+        <w:rPr>
+          <w:b/>
+          <w:bCs/>
+        </w:rPr>
+        <w:t xml:space="preserve">) </w:t>
+      </w:r>
+      <w:r>
+        <w:rPr>
+          <w:b/>
+          <w:bCs/>
+        </w:rPr>
+        <w:t>하단</w:t>
+      </w:r>
+      <w:r>
+        <w:t xml:space="preserve"> — </w:t>
+      </w:r>
+      <w:r>
+        <w:t>로그인</w:t>
+      </w:r>
+      <w:r>
+        <w:t xml:space="preserve"> </w:t>
+      </w:r>
+      <w:r>
+        <w:t>없이</w:t>
+      </w:r>
+      <w:r>
+        <w:t xml:space="preserve"> </w:t>
+      </w:r>
+      <w:r>
+        <w:t>누구나</w:t>
+      </w:r>
+      <w:r>
+        <w:t xml:space="preserve"> </w:t>
+      </w:r>
+      <w:r>
+        <w:t>쓸</w:t>
+      </w:r>
+      <w:r>
+        <w:t xml:space="preserve"> </w:t>
+      </w:r>
+      <w:r>
+        <w:t>수</w:t>
+      </w:r>
+      <w:r>
+        <w:t xml:space="preserve"> </w:t>
+      </w:r>
+      <w:r>
+        <w:t>있는</w:t>
+      </w:r>
+      <w:r>
+        <w:t xml:space="preserve"> </w:t>
+      </w:r>
+      <w:r>
+        <w:rPr>
+          <w:b/>
+          <w:bCs/>
+        </w:rPr>
+        <w:t>자유</w:t>
+      </w:r>
+      <w:r>
+        <w:rPr>
+          <w:b/>
+          <w:bCs/>
+        </w:rPr>
+        <w:t xml:space="preserve"> </w:t>
+      </w:r>
+      <w:r>
+        <w:rPr>
+          <w:b/>
+          <w:bCs/>
+        </w:rPr>
+        <w:t>의견</w:t>
+      </w:r>
+      <w:r>
+        <w:rPr>
+          <w:b/>
+          <w:bCs/>
+        </w:rPr>
+        <w:t xml:space="preserve"> </w:t>
+      </w:r>
+      <w:r>
+        <w:rPr>
+          <w:b/>
+          <w:bCs/>
+        </w:rPr>
+        <w:t>폼</w:t>
+      </w:r>
+      <w:r>
+        <w:t>입니다</w:t>
+      </w:r>
+      <w:r>
         <w:t xml:space="preserve">. </w:t>
       </w:r>
       <w:r>
-        <w:rPr>
-          <w:b/>
-          <w:bCs/>
-        </w:rPr>
-        <w:t>시뮬레이션을</w:t>
-      </w:r>
-      <w:r>
-        <w:rPr>
-          <w:b/>
-          <w:bCs/>
-        </w:rPr>
-        <w:t xml:space="preserve"> </w:t>
-      </w:r>
-      <w:r>
-        <w:rPr>
-          <w:b/>
-          <w:bCs/>
-        </w:rPr>
-        <w:t>돌릴</w:t>
-      </w:r>
-      <w:r>
-        <w:rPr>
-          <w:b/>
-          <w:bCs/>
-        </w:rPr>
-        <w:t xml:space="preserve"> </w:t>
-      </w:r>
-      <w:r>
-        <w:rPr>
-          <w:b/>
-          <w:bCs/>
-        </w:rPr>
-        <w:t>때마다</w:t>
-      </w:r>
-      <w:r>
-        <w:rPr>
-          <w:b/>
-          <w:bCs/>
-        </w:rPr>
-        <w:t xml:space="preserve"> </w:t>
-      </w:r>
-      <w:r>
-        <w:rPr>
-          <w:b/>
-          <w:bCs/>
-        </w:rPr>
-        <w:t>꼭</w:t>
-      </w:r>
-      <w:r>
-        <w:rPr>
-          <w:b/>
-          <w:bCs/>
-        </w:rPr>
-        <w:t xml:space="preserve"> </w:t>
-      </w:r>
-      <w:r>
-        <w:rPr>
-          <w:b/>
-          <w:bCs/>
-        </w:rPr>
-        <w:t>남겨</w:t>
-      </w:r>
-      <w:r>
-        <w:rPr>
-          <w:b/>
-          <w:bCs/>
-        </w:rPr>
-        <w:t xml:space="preserve"> </w:t>
-      </w:r>
-      <w:r>
-        <w:rPr>
-          <w:b/>
-          <w:bCs/>
-        </w:rPr>
-        <w:t>주세요</w:t>
-      </w:r>
-      <w:r>
-        <w:rPr>
-          <w:b/>
-          <w:bCs/>
-        </w:rPr>
-        <w:t>.</w:t>
-      </w:r>
-      <w:r>
-        <w:t xml:space="preserve"> 30</w:t>
-      </w:r>
-      <w:r>
-        <w:t>초면</w:t>
-      </w:r>
-      <w:r>
-        <w:t xml:space="preserve"> </w:t>
-      </w:r>
-      <w:r>
-        <w:t>됩니다</w:t>
+        <w:t>별점</w:t>
+      </w:r>
+      <w:r>
+        <w:t>·</w:t>
+      </w:r>
+      <w:r>
+        <w:t>분류와</w:t>
+      </w:r>
+      <w:r>
+        <w:t xml:space="preserve"> </w:t>
+      </w:r>
+      <w:r>
+        <w:t>함께</w:t>
+      </w:r>
+      <w:r>
+        <w:t xml:space="preserve"> </w:t>
+      </w:r>
+      <w:r>
+        <w:t>자세한</w:t>
+      </w:r>
+      <w:r>
+        <w:t xml:space="preserve"> </w:t>
+      </w:r>
+      <w:r>
+        <w:t>의견을</w:t>
+      </w:r>
+      <w:r>
+        <w:t xml:space="preserve"> </w:t>
+      </w:r>
+      <w:r>
+        <w:t>남길</w:t>
+      </w:r>
+      <w:r>
+        <w:t xml:space="preserve"> </w:t>
+      </w:r>
+      <w:r>
+        <w:t>수</w:t>
+      </w:r>
+      <w:r>
+        <w:t xml:space="preserve"> </w:t>
+      </w:r>
+      <w:r>
+        <w:t>있습니다</w:t>
       </w:r>
       <w:r>
         <w:t>.</w:t>
@@ -6681,7 +6987,7 @@
         <w:pStyle w:val="1"/>
       </w:pPr>
       <w:bookmarkStart w:id="18" w:name="베타-단계에서-알아두실-점"/>
-      <w:bookmarkStart w:id="19" w:name="_Toc232712592"/>
+      <w:bookmarkStart w:id="19" w:name="_Toc232713138"/>
       <w:bookmarkEnd w:id="16"/>
       <w:r>
         <w:t>베타</w:t>
@@ -7228,9 +7534,10 @@
         <w:pStyle w:val="1"/>
       </w:pPr>
       <w:bookmarkStart w:id="20" w:name="자주-묻는-질문-베타"/>
-      <w:bookmarkStart w:id="21" w:name="_Toc232712593"/>
+      <w:bookmarkStart w:id="21" w:name="_Toc232713139"/>
       <w:bookmarkEnd w:id="18"/>
       <w:r>
+        <w:lastRenderedPageBreak/>
         <w:t>자주</w:t>
       </w:r>
       <w:r>
@@ -7475,7 +7782,6 @@
           <w:b/>
           <w:bCs/>
         </w:rPr>
-        <w:lastRenderedPageBreak/>
         <w:t xml:space="preserve">Q. </w:t>
       </w:r>
       <w:r>
@@ -7990,7 +8296,7 @@
         <w:pStyle w:val="1"/>
       </w:pPr>
       <w:bookmarkStart w:id="22" w:name="문의-및-지원"/>
-      <w:bookmarkStart w:id="23" w:name="_Toc232712594"/>
+      <w:bookmarkStart w:id="23" w:name="_Toc232713140"/>
       <w:bookmarkEnd w:id="20"/>
       <w:r>
         <w:t>문의</w:t>
@@ -8594,7 +8900,7 @@
   <w:abstractNum w:abstractNumId="0" w15:restartNumberingAfterBreak="0">
     <w:nsid w:val="0000A990"/>
     <w:multiLevelType w:val="multilevel"/>
-    <w:tmpl w:val="60366CCE"/>
+    <w:tmpl w:val="B25C15CA"/>
     <w:lvl w:ilvl="0">
       <w:numFmt w:val="bullet"/>
       <w:lvlText w:val=" "/>
@@ -8671,7 +8977,7 @@
   <w:abstractNum w:abstractNumId="1" w15:restartNumberingAfterBreak="0">
     <w:nsid w:val="0000A991"/>
     <w:multiLevelType w:val="multilevel"/>
-    <w:tmpl w:val="B3568038"/>
+    <w:tmpl w:val="CF488B28"/>
     <w:lvl w:ilvl="0">
       <w:numFmt w:val="bullet"/>
       <w:lvlText w:val=""/>
@@ -8775,7 +9081,7 @@
   <w:abstractNum w:abstractNumId="2" w15:restartNumberingAfterBreak="0">
     <w:nsid w:val="00A99411"/>
     <w:multiLevelType w:val="multilevel"/>
-    <w:tmpl w:val="B9E06AD6"/>
+    <w:tmpl w:val="0722F7C0"/>
     <w:lvl w:ilvl="0">
       <w:start w:val="1"/>
       <w:numFmt w:val="decimal"/>
@@ -8858,13 +9164,13 @@
       </w:pPr>
     </w:lvl>
   </w:abstractNum>
-  <w:num w:numId="1" w16cid:durableId="953754704">
+  <w:num w:numId="1" w16cid:durableId="501625364">
     <w:abstractNumId w:val="0"/>
   </w:num>
-  <w:num w:numId="2" w16cid:durableId="1893224927">
+  <w:num w:numId="2" w16cid:durableId="139273160">
     <w:abstractNumId w:val="1"/>
   </w:num>
-  <w:num w:numId="3" w16cid:durableId="2034838412">
+  <w:num w:numId="3" w16cid:durableId="586186647">
     <w:abstractNumId w:val="2"/>
     <w:lvlOverride w:ilvl="0">
       <w:startOverride w:val="1"/>
@@ -8894,28 +9200,28 @@
       <w:startOverride w:val="1"/>
     </w:lvlOverride>
   </w:num>
-  <w:num w:numId="4" w16cid:durableId="525293641">
+  <w:num w:numId="4" w16cid:durableId="624390256">
     <w:abstractNumId w:val="1"/>
   </w:num>
-  <w:num w:numId="5" w16cid:durableId="214894778">
+  <w:num w:numId="5" w16cid:durableId="722485442">
     <w:abstractNumId w:val="1"/>
   </w:num>
-  <w:num w:numId="6" w16cid:durableId="1039404329">
+  <w:num w:numId="6" w16cid:durableId="1347946141">
     <w:abstractNumId w:val="1"/>
   </w:num>
-  <w:num w:numId="7" w16cid:durableId="386152008">
+  <w:num w:numId="7" w16cid:durableId="1850487341">
     <w:abstractNumId w:val="1"/>
   </w:num>
-  <w:num w:numId="8" w16cid:durableId="1944417068">
+  <w:num w:numId="8" w16cid:durableId="1304627854">
     <w:abstractNumId w:val="1"/>
   </w:num>
-  <w:num w:numId="9" w16cid:durableId="1572424820">
+  <w:num w:numId="9" w16cid:durableId="990599080">
     <w:abstractNumId w:val="1"/>
   </w:num>
-  <w:num w:numId="10" w16cid:durableId="1782605454">
+  <w:num w:numId="10" w16cid:durableId="1110203415">
     <w:abstractNumId w:val="1"/>
   </w:num>
-  <w:num w:numId="11" w16cid:durableId="1589540352">
+  <w:num w:numId="11" w16cid:durableId="406928177">
     <w:abstractNumId w:val="1"/>
   </w:num>
 </w:numbering>
@@ -10137,7 +10443,7 @@
     <w:name w:val="header"/>
     <w:basedOn w:val="a"/>
     <w:link w:val="Char2"/>
-    <w:rsid w:val="00EA54B3"/>
+    <w:rsid w:val="006141B2"/>
     <w:pPr>
       <w:tabs>
         <w:tab w:val="center" w:pos="4513"/>
@@ -10150,13 +10456,13 @@
     <w:name w:val="머리글 Char"/>
     <w:basedOn w:val="a1"/>
     <w:link w:val="ad"/>
-    <w:rsid w:val="00EA54B3"/>
+    <w:rsid w:val="006141B2"/>
   </w:style>
   <w:style w:type="paragraph" w:styleId="ae">
     <w:name w:val="footer"/>
     <w:basedOn w:val="a"/>
     <w:link w:val="Char3"/>
-    <w:rsid w:val="00EA54B3"/>
+    <w:rsid w:val="006141B2"/>
     <w:pPr>
       <w:tabs>
         <w:tab w:val="center" w:pos="4513"/>
@@ -10169,7 +10475,7 @@
     <w:name w:val="바닥글 Char"/>
     <w:basedOn w:val="a1"/>
     <w:link w:val="ae"/>
-    <w:rsid w:val="00EA54B3"/>
+    <w:rsid w:val="006141B2"/>
   </w:style>
   <w:style w:type="paragraph" w:styleId="10">
     <w:name w:val="toc 1"/>
@@ -10177,7 +10483,7 @@
     <w:next w:val="a"/>
     <w:autoRedefine/>
     <w:uiPriority w:val="39"/>
-    <w:rsid w:val="00EA54B3"/>
+    <w:rsid w:val="006141B2"/>
   </w:style>
   <w:style w:type="paragraph" w:styleId="20">
     <w:name w:val="toc 2"/>
@@ -10185,7 +10491,7 @@
     <w:next w:val="a"/>
     <w:autoRedefine/>
     <w:uiPriority w:val="39"/>
-    <w:rsid w:val="00EA54B3"/>
+    <w:rsid w:val="006141B2"/>
     <w:pPr>
       <w:ind w:leftChars="200" w:left="425"/>
     </w:pPr>
@@ -10193,7 +10499,7 @@
   <w:style w:type="character" w:styleId="af">
     <w:name w:val="page number"/>
     <w:basedOn w:val="a1"/>
-    <w:rsid w:val="00EA54B3"/>
+    <w:rsid w:val="006141B2"/>
   </w:style>
 </w:styles>
 </file>

--- a/docs/manual/Market Twin 베타테스트 가이드.docx
+++ b/docs/manual/Market Twin 베타테스트 가이드.docx
@@ -11,16 +11,16 @@
           <w:noProof/>
         </w:rPr>
         <w:drawing>
-          <wp:inline distT="0" distB="0" distL="0" distR="0" wp14:anchorId="207F1D65" wp14:editId="5EBE3038">
+          <wp:inline distT="0" distB="0" distL="0" distR="0" wp14:anchorId="5CEF7E49" wp14:editId="044DD3BB">
             <wp:extent cx="1397000" cy="1397000"/>
             <wp:effectExtent l="0" t="0" r="0" b="0"/>
-            <wp:docPr id="1671644666" name="그림 1"/>
+            <wp:docPr id="2009685151" name="그림 1"/>
             <wp:cNvGraphicFramePr/>
             <a:graphic xmlns:a="http://schemas.openxmlformats.org/drawingml/2006/main">
               <a:graphicData uri="http://schemas.openxmlformats.org/drawingml/2006/picture">
                 <pic:pic xmlns:pic="http://schemas.openxmlformats.org/drawingml/2006/picture">
                   <pic:nvPicPr>
-                    <pic:cNvPr id="1671644666" name=""/>
+                    <pic:cNvPr id="2009685151" name=""/>
                     <pic:cNvPicPr/>
                   </pic:nvPicPr>
                   <pic:blipFill>
@@ -236,7 +236,7 @@
         <w:rPr>
           <w:noProof/>
         </w:rPr>
-        <w:instrText xml:space="preserve"> PAGEREF _Toc232713129 \h </w:instrText>
+        <w:instrText xml:space="preserve"> PAGEREF _Toc232713267 \h </w:instrText>
       </w:r>
       <w:r>
         <w:rPr>
@@ -323,7 +323,7 @@
         <w:rPr>
           <w:noProof/>
         </w:rPr>
-        <w:instrText xml:space="preserve"> PAGEREF _Toc232713130 \h </w:instrText>
+        <w:instrText xml:space="preserve"> PAGEREF _Toc232713268 \h </w:instrText>
       </w:r>
       <w:r>
         <w:rPr>
@@ -410,7 +410,7 @@
         <w:rPr>
           <w:noProof/>
         </w:rPr>
-        <w:instrText xml:space="preserve"> PAGEREF _Toc232713131 \h </w:instrText>
+        <w:instrText xml:space="preserve"> PAGEREF _Toc232713269 \h </w:instrText>
       </w:r>
       <w:r>
         <w:rPr>
@@ -509,7 +509,7 @@
         <w:rPr>
           <w:noProof/>
         </w:rPr>
-        <w:instrText xml:space="preserve"> PAGEREF _Toc232713132 \h </w:instrText>
+        <w:instrText xml:space="preserve"> PAGEREF _Toc232713270 \h </w:instrText>
       </w:r>
       <w:r>
         <w:rPr>
@@ -584,7 +584,7 @@
         <w:rPr>
           <w:noProof/>
         </w:rPr>
-        <w:instrText xml:space="preserve"> PAGEREF _Toc232713133 \h </w:instrText>
+        <w:instrText xml:space="preserve"> PAGEREF _Toc232713271 \h </w:instrText>
       </w:r>
       <w:r>
         <w:rPr>
@@ -676,7 +676,7 @@
         <w:rPr>
           <w:noProof/>
         </w:rPr>
-        <w:instrText xml:space="preserve"> PAGEREF _Toc232713134 \h </w:instrText>
+        <w:instrText xml:space="preserve"> PAGEREF _Toc232713272 \h </w:instrText>
       </w:r>
       <w:r>
         <w:rPr>
@@ -780,7 +780,7 @@
         <w:rPr>
           <w:noProof/>
         </w:rPr>
-        <w:instrText xml:space="preserve"> PAGEREF _Toc232713135 \h </w:instrText>
+        <w:instrText xml:space="preserve"> PAGEREF _Toc232713273 \h </w:instrText>
       </w:r>
       <w:r>
         <w:rPr>
@@ -866,7 +866,7 @@
         <w:rPr>
           <w:noProof/>
         </w:rPr>
-        <w:instrText xml:space="preserve"> PAGEREF _Toc232713136 \h </w:instrText>
+        <w:instrText xml:space="preserve"> PAGEREF _Toc232713274 \h </w:instrText>
       </w:r>
       <w:r>
         <w:rPr>
@@ -977,7 +977,7 @@
         <w:rPr>
           <w:noProof/>
         </w:rPr>
-        <w:instrText xml:space="preserve"> PAGEREF _Toc232713137 \h </w:instrText>
+        <w:instrText xml:space="preserve"> PAGEREF _Toc232713275 \h </w:instrText>
       </w:r>
       <w:r>
         <w:rPr>
@@ -1075,7 +1075,7 @@
         <w:rPr>
           <w:noProof/>
         </w:rPr>
-        <w:instrText xml:space="preserve"> PAGEREF _Toc232713138 \h </w:instrText>
+        <w:instrText xml:space="preserve"> PAGEREF _Toc232713276 \h </w:instrText>
       </w:r>
       <w:r>
         <w:rPr>
@@ -1179,7 +1179,7 @@
         <w:rPr>
           <w:noProof/>
         </w:rPr>
-        <w:instrText xml:space="preserve"> PAGEREF _Toc232713139 \h </w:instrText>
+        <w:instrText xml:space="preserve"> PAGEREF _Toc232713277 \h </w:instrText>
       </w:r>
       <w:r>
         <w:rPr>
@@ -1272,7 +1272,7 @@
           <w:noProof/>
         </w:rPr>
         <w:lastRenderedPageBreak/>
-        <w:instrText xml:space="preserve">AGEREF _Toc232713140 \h </w:instrText>
+        <w:instrText xml:space="preserve">AGEREF _Toc232713278 \h </w:instrText>
       </w:r>
       <w:r>
         <w:rPr>
@@ -1305,7 +1305,7 @@
       <w:r>
         <w:fldChar w:fldCharType="end"/>
       </w:r>
-      <w:bookmarkStart w:id="1" w:name="_Toc232713129"/>
+      <w:bookmarkStart w:id="1" w:name="_Toc232713267"/>
       <w:r>
         <w:t>베타</w:t>
       </w:r>
@@ -1483,7 +1483,7 @@
         <w:pStyle w:val="2"/>
       </w:pPr>
       <w:bookmarkStart w:id="2" w:name="이게-어떤-제품인가요"/>
-      <w:bookmarkStart w:id="3" w:name="_Toc232713130"/>
+      <w:bookmarkStart w:id="3" w:name="_Toc232713268"/>
       <w:r>
         <w:t>이게</w:t>
       </w:r>
@@ -1745,7 +1745,7 @@
         <w:pStyle w:val="2"/>
       </w:pPr>
       <w:bookmarkStart w:id="4" w:name="베타에서-해보실-일"/>
-      <w:bookmarkStart w:id="5" w:name="_Toc232713131"/>
+      <w:bookmarkStart w:id="5" w:name="_Toc232713269"/>
       <w:bookmarkEnd w:id="2"/>
       <w:r>
         <w:t>베타에서</w:t>
@@ -1934,7 +1934,7 @@
         <w:pStyle w:val="2"/>
       </w:pPr>
       <w:bookmarkStart w:id="6" w:name="베타-혜택-및-한도"/>
-      <w:bookmarkStart w:id="7" w:name="_Toc232713132"/>
+      <w:bookmarkStart w:id="7" w:name="_Toc232713270"/>
       <w:bookmarkEnd w:id="4"/>
       <w:r>
         <w:t>베타</w:t>
@@ -2306,7 +2306,7 @@
         <w:pStyle w:val="2"/>
       </w:pPr>
       <w:bookmarkStart w:id="8" w:name="공개-범위"/>
-      <w:bookmarkStart w:id="9" w:name="_Toc232713133"/>
+      <w:bookmarkStart w:id="9" w:name="_Toc232713271"/>
       <w:bookmarkEnd w:id="6"/>
       <w:r>
         <w:t>공개</w:t>
@@ -2566,7 +2566,7 @@
         <w:pStyle w:val="1"/>
       </w:pPr>
       <w:bookmarkStart w:id="10" w:name="분-안에-시작하기"/>
-      <w:bookmarkStart w:id="11" w:name="_Toc232713134"/>
+      <w:bookmarkStart w:id="11" w:name="_Toc232713272"/>
       <w:bookmarkEnd w:id="0"/>
       <w:bookmarkEnd w:id="8"/>
       <w:r>
@@ -2969,7 +2969,7 @@
           <w:noProof/>
         </w:rPr>
         <w:drawing>
-          <wp:inline distT="0" distB="0" distL="0" distR="0" wp14:anchorId="371C0140" wp14:editId="4868B2D1">
+          <wp:inline distT="0" distB="0" distL="0" distR="0" wp14:anchorId="2D8F9B78" wp14:editId="794C08B5">
             <wp:extent cx="5334000" cy="2765209"/>
             <wp:effectExtent l="0" t="0" r="0" b="0"/>
             <wp:docPr id="15" name="Picture" descr="로그인 화면"/>
@@ -3236,7 +3236,7 @@
         </w:rPr>
         <w:lastRenderedPageBreak/>
         <w:drawing>
-          <wp:inline distT="0" distB="0" distL="0" distR="0" wp14:anchorId="73A0C919" wp14:editId="7A4FC7BA">
+          <wp:inline distT="0" distB="0" distL="0" distR="0" wp14:anchorId="74F6F7D8" wp14:editId="418F0F7B">
             <wp:extent cx="5334000" cy="2288514"/>
             <wp:effectExtent l="0" t="0" r="0" b="0"/>
             <wp:docPr id="18" name="Picture" descr="대시보드 — 처음 사용자(샘플 데모)"/>
@@ -3495,7 +3495,7 @@
           <w:noProof/>
         </w:rPr>
         <w:drawing>
-          <wp:inline distT="0" distB="0" distL="0" distR="0" wp14:anchorId="61AE3051" wp14:editId="7280761B">
+          <wp:inline distT="0" distB="0" distL="0" distR="0" wp14:anchorId="2851BED2" wp14:editId="63124FA9">
             <wp:extent cx="5334000" cy="2258513"/>
             <wp:effectExtent l="0" t="0" r="0" b="0"/>
             <wp:docPr id="21" name="Picture" descr="프로젝트 화면 — + 새 프로젝트"/>
@@ -3568,7 +3568,7 @@
         <w:pStyle w:val="1"/>
       </w:pPr>
       <w:bookmarkStart w:id="12" w:name="첫-시뮬레이션-만들기-6단계"/>
-      <w:bookmarkStart w:id="13" w:name="_Toc232713135"/>
+      <w:bookmarkStart w:id="13" w:name="_Toc232713273"/>
       <w:bookmarkEnd w:id="10"/>
       <w:r>
         <w:t>첫</w:t>
@@ -4799,7 +4799,7 @@
           <w:noProof/>
         </w:rPr>
         <w:drawing>
-          <wp:inline distT="0" distB="0" distL="0" distR="0" wp14:anchorId="453FCC1D" wp14:editId="3B865A5D">
+          <wp:inline distT="0" distB="0" distL="0" distR="0" wp14:anchorId="5086EA46" wp14:editId="62D65E23">
             <wp:extent cx="5334000" cy="3043656"/>
             <wp:effectExtent l="0" t="0" r="0" b="0"/>
             <wp:docPr id="25" name="Picture" descr="Step 1 — 제품 정보 입력"/>
@@ -4874,7 +4874,7 @@
         </w:rPr>
         <w:lastRenderedPageBreak/>
         <w:drawing>
-          <wp:inline distT="0" distB="0" distL="0" distR="0" wp14:anchorId="2C4575DB" wp14:editId="7FC724C0">
+          <wp:inline distT="0" distB="0" distL="0" distR="0" wp14:anchorId="54E65555" wp14:editId="236477F2">
             <wp:extent cx="5334000" cy="2993813"/>
             <wp:effectExtent l="0" t="0" r="0" b="0"/>
             <wp:docPr id="28" name="Picture" descr="Step 3 — 진출 시장 선택"/>
@@ -5067,7 +5067,7 @@
           <w:noProof/>
         </w:rPr>
         <w:drawing>
-          <wp:inline distT="0" distB="0" distL="0" distR="0" wp14:anchorId="15D9E3EC" wp14:editId="6309861C">
+          <wp:inline distT="0" distB="0" distL="0" distR="0" wp14:anchorId="605A3F20" wp14:editId="0134A205">
             <wp:extent cx="5334000" cy="2432464"/>
             <wp:effectExtent l="0" t="0" r="0" b="0"/>
             <wp:docPr id="31" name="Picture" descr="시뮬레이션 진행 / 완료"/>
@@ -5134,7 +5134,7 @@
         <w:pStyle w:val="1"/>
       </w:pPr>
       <w:bookmarkStart w:id="14" w:name="결과-읽는-법"/>
-      <w:bookmarkStart w:id="15" w:name="_Toc232713136"/>
+      <w:bookmarkStart w:id="15" w:name="_Toc232713274"/>
       <w:bookmarkEnd w:id="12"/>
       <w:r>
         <w:lastRenderedPageBreak/>
@@ -5430,7 +5430,7 @@
           <w:noProof/>
         </w:rPr>
         <w:drawing>
-          <wp:inline distT="0" distB="0" distL="0" distR="0" wp14:anchorId="7F6AD4E8" wp14:editId="4076C856">
+          <wp:inline distT="0" distB="0" distL="0" distR="0" wp14:anchorId="5B3842CD" wp14:editId="18679A07">
             <wp:extent cx="5334000" cy="2388755"/>
             <wp:effectExtent l="0" t="0" r="0" b="0"/>
             <wp:docPr id="35" name="Picture" descr="결과 — 페르소나 분석"/>
@@ -5547,7 +5547,7 @@
           <w:noProof/>
         </w:rPr>
         <w:drawing>
-          <wp:inline distT="0" distB="0" distL="0" distR="0" wp14:anchorId="27F04F0E" wp14:editId="49158E53">
+          <wp:inline distT="0" distB="0" distL="0" distR="0" wp14:anchorId="598CBE88" wp14:editId="077645E5">
             <wp:extent cx="5334000" cy="2595080"/>
             <wp:effectExtent l="0" t="0" r="0" b="0"/>
             <wp:docPr id="38" name="Picture" descr="결과 — 가격 최적화"/>
@@ -5663,7 +5663,7 @@
         </w:rPr>
         <w:lastRenderedPageBreak/>
         <w:drawing>
-          <wp:inline distT="0" distB="0" distL="0" distR="0" wp14:anchorId="5B01CF81" wp14:editId="6F828165">
+          <wp:inline distT="0" distB="0" distL="0" distR="0" wp14:anchorId="5F64178A" wp14:editId="1DE7EF90">
             <wp:extent cx="5334000" cy="2652248"/>
             <wp:effectExtent l="0" t="0" r="0" b="0"/>
             <wp:docPr id="41" name="Picture" descr="결과 — 투자/ROI 의사결정"/>
@@ -5807,7 +5807,7 @@
           <w:noProof/>
         </w:rPr>
         <w:drawing>
-          <wp:inline distT="0" distB="0" distL="0" distR="0" wp14:anchorId="7CAAF15B" wp14:editId="44FA1F07">
+          <wp:inline distT="0" distB="0" distL="0" distR="0" wp14:anchorId="65DE2666" wp14:editId="16741503">
             <wp:extent cx="5334000" cy="2606687"/>
             <wp:effectExtent l="0" t="0" r="0" b="0"/>
             <wp:docPr id="44" name="Picture" descr="결과 — 추천 액션 매트릭스"/>
@@ -5977,7 +5977,7 @@
         <w:pStyle w:val="1"/>
       </w:pPr>
       <w:bookmarkStart w:id="16" w:name="베타-피드백-가장-중요합니다"/>
-      <w:bookmarkStart w:id="17" w:name="_Toc232713137"/>
+      <w:bookmarkStart w:id="17" w:name="_Toc232713275"/>
       <w:bookmarkEnd w:id="14"/>
       <w:r>
         <w:t>베타</w:t>
@@ -6987,7 +6987,7 @@
         <w:pStyle w:val="1"/>
       </w:pPr>
       <w:bookmarkStart w:id="18" w:name="베타-단계에서-알아두실-점"/>
-      <w:bookmarkStart w:id="19" w:name="_Toc232713138"/>
+      <w:bookmarkStart w:id="19" w:name="_Toc232713276"/>
       <w:bookmarkEnd w:id="16"/>
       <w:r>
         <w:t>베타</w:t>
@@ -7025,120 +7025,332 @@
           <w:b/>
           <w:bCs/>
         </w:rPr>
-        <w:t>결과</w:t>
-      </w:r>
-      <w:r>
-        <w:rPr>
-          <w:b/>
-          <w:bCs/>
-        </w:rPr>
-        <w:t xml:space="preserve"> </w:t>
-      </w:r>
-      <w:r>
-        <w:rPr>
-          <w:b/>
-          <w:bCs/>
-        </w:rPr>
-        <w:t>변동성</w:t>
+        <w:t>초기검증</w:t>
+      </w:r>
+      <w:r>
+        <w:rPr>
+          <w:b/>
+          <w:bCs/>
+        </w:rPr>
+        <w:t xml:space="preserve"> </w:t>
+      </w:r>
+      <w:r>
+        <w:rPr>
+          <w:b/>
+          <w:bCs/>
+        </w:rPr>
+        <w:t>티어</w:t>
+      </w:r>
+      <w:r>
+        <w:rPr>
+          <w:b/>
+          <w:bCs/>
+        </w:rPr>
+        <w:t xml:space="preserve"> — </w:t>
+      </w:r>
+      <w:r>
+        <w:rPr>
+          <w:b/>
+          <w:bCs/>
+        </w:rPr>
+        <w:t>정밀도</w:t>
+      </w:r>
+      <w:r>
+        <w:rPr>
+          <w:b/>
+          <w:bCs/>
+        </w:rPr>
+        <w:t xml:space="preserve"> </w:t>
+      </w:r>
+      <w:r>
+        <w:rPr>
+          <w:b/>
+          <w:bCs/>
+        </w:rPr>
+        <w:t>안내</w:t>
       </w:r>
       <w:r>
         <w:t xml:space="preserve">: </w:t>
       </w:r>
       <w:r>
-        <w:t>여러</w:t>
-      </w:r>
-      <w:r>
-        <w:t xml:space="preserve"> </w:t>
-      </w:r>
-      <w:r>
-        <w:t>독립</w:t>
-      </w:r>
-      <w:r>
-        <w:t xml:space="preserve"> </w:t>
-      </w:r>
-      <w:r>
-        <w:t>시뮬레이션을</w:t>
-      </w:r>
-      <w:r>
-        <w:t xml:space="preserve"> </w:t>
-      </w:r>
-      <w:r>
-        <w:t>앙상블로</w:t>
-      </w:r>
-      <w:r>
-        <w:t xml:space="preserve"> </w:t>
-      </w:r>
-      <w:r>
-        <w:t>합산하므로</w:t>
+        <w:t>베타에서는</w:t>
+      </w:r>
+      <w:r>
+        <w:t xml:space="preserve"> </w:t>
+      </w:r>
+      <w:r>
+        <w:t>가장</w:t>
+      </w:r>
+      <w:r>
+        <w:t xml:space="preserve"> </w:t>
+      </w:r>
+      <w:r>
+        <w:t>가벼운</w:t>
+      </w:r>
+      <w:r>
+        <w:t xml:space="preserve"> </w:t>
+      </w:r>
+      <w:r>
+        <w:rPr>
+          <w:b/>
+          <w:bCs/>
+        </w:rPr>
+        <w:t>초기검증</w:t>
+      </w:r>
+      <w:r>
+        <w:rPr>
+          <w:b/>
+          <w:bCs/>
+        </w:rPr>
+        <w:t>(Hypothesis)</w:t>
+      </w:r>
+      <w:r>
+        <w:t xml:space="preserve"> </w:t>
+      </w:r>
+      <w:r>
+        <w:t>분석을</w:t>
+      </w:r>
+      <w:r>
+        <w:t xml:space="preserve"> </w:t>
+      </w:r>
+      <w:r>
+        <w:t>제공합니다</w:t>
+      </w:r>
+      <w:r>
+        <w:t>(</w:t>
+      </w:r>
+      <w:r>
+        <w:t>시뮬</w:t>
+      </w:r>
+      <w:r>
+        <w:t xml:space="preserve"> 3</w:t>
+      </w:r>
+      <w:r>
+        <w:t>회</w:t>
+      </w:r>
+      <w:r>
+        <w:t xml:space="preserve"> · </w:t>
+      </w:r>
+      <w:r>
+        <w:t>페르소나</w:t>
+      </w:r>
+      <w:r>
+        <w:t xml:space="preserve"> 600</w:t>
+      </w:r>
+      <w:r>
+        <w:t>명</w:t>
+      </w:r>
+      <w:r>
+        <w:t xml:space="preserve">). </w:t>
+      </w:r>
+      <w:r>
+        <w:t>정식</w:t>
+      </w:r>
+      <w:r>
+        <w:t xml:space="preserve"> </w:t>
+      </w:r>
+      <w:r>
+        <w:t>버전의</w:t>
+      </w:r>
+      <w:r>
+        <w:t xml:space="preserve"> </w:t>
+      </w:r>
+      <w:r>
+        <w:rPr>
+          <w:b/>
+          <w:bCs/>
+        </w:rPr>
+        <w:t>검증분석</w:t>
+      </w:r>
+      <w:r>
+        <w:rPr>
+          <w:b/>
+          <w:bCs/>
+        </w:rPr>
+        <w:t>·</w:t>
+      </w:r>
+      <w:r>
+        <w:rPr>
+          <w:b/>
+          <w:bCs/>
+        </w:rPr>
+        <w:t>심층분석</w:t>
+      </w:r>
+      <w:r>
+        <w:t>(</w:t>
+      </w:r>
+      <w:r>
+        <w:t>시뮬</w:t>
+      </w:r>
+      <w:r>
+        <w:t xml:space="preserve"> 15~50</w:t>
+      </w:r>
+      <w:r>
+        <w:t>회</w:t>
+      </w:r>
+      <w:r>
+        <w:t xml:space="preserve"> · </w:t>
+      </w:r>
+      <w:r>
+        <w:t>페르소나</w:t>
+      </w:r>
+      <w:r>
+        <w:t xml:space="preserve"> 3,000~10,000</w:t>
+      </w:r>
+      <w:r>
+        <w:t>명</w:t>
+      </w:r>
+      <w:r>
+        <w:t>)</w:t>
+      </w:r>
+      <w:r>
+        <w:t>에</w:t>
+      </w:r>
+      <w:r>
+        <w:t xml:space="preserve"> </w:t>
+      </w:r>
+      <w:r>
+        <w:t>비해</w:t>
+      </w:r>
+      <w:r>
+        <w:t xml:space="preserve"> </w:t>
+      </w:r>
+      <w:r>
+        <w:t>표본이</w:t>
+      </w:r>
+      <w:r>
+        <w:t xml:space="preserve"> </w:t>
+      </w:r>
+      <w:r>
+        <w:t>작아</w:t>
+      </w:r>
+      <w:r>
+        <w:t xml:space="preserve"> </w:t>
+      </w:r>
+      <w:r>
+        <w:rPr>
+          <w:b/>
+          <w:bCs/>
+        </w:rPr>
+        <w:t>정확도가</w:t>
+      </w:r>
+      <w:r>
+        <w:rPr>
+          <w:b/>
+          <w:bCs/>
+        </w:rPr>
+        <w:t xml:space="preserve"> </w:t>
+      </w:r>
+      <w:r>
+        <w:rPr>
+          <w:b/>
+          <w:bCs/>
+        </w:rPr>
+        <w:t>낮을</w:t>
+      </w:r>
+      <w:r>
+        <w:rPr>
+          <w:b/>
+          <w:bCs/>
+        </w:rPr>
+        <w:t xml:space="preserve"> </w:t>
+      </w:r>
+      <w:r>
+        <w:rPr>
+          <w:b/>
+          <w:bCs/>
+        </w:rPr>
+        <w:t>수</w:t>
+      </w:r>
+      <w:r>
+        <w:rPr>
+          <w:b/>
+          <w:bCs/>
+        </w:rPr>
+        <w:t xml:space="preserve"> </w:t>
+      </w:r>
+      <w:r>
+        <w:rPr>
+          <w:b/>
+          <w:bCs/>
+        </w:rPr>
+        <w:t>있습니다</w:t>
+      </w:r>
+      <w:r>
+        <w:rPr>
+          <w:b/>
+          <w:bCs/>
+        </w:rPr>
+        <w:t>.</w:t>
+      </w:r>
+      <w:r>
+        <w:t xml:space="preserve"> </w:t>
+      </w:r>
+      <w:r>
+        <w:t>베타의</w:t>
+      </w:r>
+      <w:r>
+        <w:t xml:space="preserve"> </w:t>
+      </w:r>
+      <w:r>
+        <w:t>목적은</w:t>
+      </w:r>
+      <w:r>
+        <w:t xml:space="preserve"> </w:t>
+      </w:r>
+      <w:r>
+        <w:t>방향성</w:t>
+      </w:r>
+      <w:r>
+        <w:t xml:space="preserve"> </w:t>
+      </w:r>
+      <w:r>
+        <w:t>확인과</w:t>
+      </w:r>
+      <w:r>
+        <w:t xml:space="preserve"> </w:t>
+      </w:r>
+      <w:r>
+        <w:t>사용성</w:t>
+      </w:r>
+      <w:r>
+        <w:t xml:space="preserve"> </w:t>
+      </w:r>
+      <w:r>
+        <w:t>피드백이며</w:t>
       </w:r>
       <w:r>
         <w:t xml:space="preserve">, </w:t>
       </w:r>
       <w:r>
-        <w:t>같은</w:t>
-      </w:r>
-      <w:r>
-        <w:t xml:space="preserve"> </w:t>
-      </w:r>
-      <w:r>
-        <w:t>입력이라도</w:t>
-      </w:r>
-      <w:r>
-        <w:t xml:space="preserve"> </w:t>
-      </w:r>
-      <w:r>
-        <w:t>실행마다</w:t>
-      </w:r>
-      <w:r>
-        <w:t xml:space="preserve"> </w:t>
-      </w:r>
-      <w:r>
-        <w:t>수치가</w:t>
-      </w:r>
-      <w:r>
-        <w:t xml:space="preserve"> </w:t>
-      </w:r>
-      <w:r>
-        <w:t>조금씩</w:t>
-      </w:r>
-      <w:r>
-        <w:t xml:space="preserve"> </w:t>
-      </w:r>
-      <w:r>
-        <w:t>달라질</w:t>
-      </w:r>
-      <w:r>
-        <w:t xml:space="preserve"> </w:t>
-      </w:r>
-      <w:r>
-        <w:t>수</w:t>
-      </w:r>
-      <w:r>
-        <w:t xml:space="preserve"> </w:t>
-      </w:r>
-      <w:r>
-        <w:t>있습니다</w:t>
-      </w:r>
-      <w:r>
-        <w:t>(</w:t>
-      </w:r>
-      <w:r>
-        <w:t>신뢰도</w:t>
-      </w:r>
-      <w:r>
-        <w:t xml:space="preserve"> </w:t>
-      </w:r>
-      <w:r>
-        <w:t>등급으로</w:t>
-      </w:r>
-      <w:r>
-        <w:t xml:space="preserve"> </w:t>
-      </w:r>
-      <w:r>
-        <w:t>표시</w:t>
-      </w:r>
-      <w:r>
-        <w:t>).</w:t>
+        <w:t>정밀한</w:t>
+      </w:r>
+      <w:r>
+        <w:t xml:space="preserve"> </w:t>
+      </w:r>
+      <w:r>
+        <w:t>의사결정에는</w:t>
+      </w:r>
+      <w:r>
+        <w:t xml:space="preserve"> </w:t>
+      </w:r>
+      <w:r>
+        <w:t>상위</w:t>
+      </w:r>
+      <w:r>
+        <w:t xml:space="preserve"> </w:t>
+      </w:r>
+      <w:r>
+        <w:t>티어를</w:t>
+      </w:r>
+      <w:r>
+        <w:t xml:space="preserve"> </w:t>
+      </w:r>
+      <w:r>
+        <w:t>권장합니다</w:t>
+      </w:r>
+      <w:r>
+        <w:t>.</w:t>
       </w:r>
     </w:p>
     <w:p>
@@ -7154,68 +7366,120 @@
           <w:b/>
           <w:bCs/>
         </w:rPr>
-        <w:t>국가별</w:t>
-      </w:r>
-      <w:r>
-        <w:rPr>
-          <w:b/>
-          <w:bCs/>
-        </w:rPr>
-        <w:t xml:space="preserve"> </w:t>
-      </w:r>
-      <w:r>
-        <w:rPr>
-          <w:b/>
-          <w:bCs/>
-        </w:rPr>
-        <w:t>데이터</w:t>
-      </w:r>
-      <w:r>
-        <w:rPr>
-          <w:b/>
-          <w:bCs/>
-        </w:rPr>
-        <w:t xml:space="preserve"> </w:t>
-      </w:r>
-      <w:r>
-        <w:rPr>
-          <w:b/>
-          <w:bCs/>
-        </w:rPr>
-        <w:t>편차</w:t>
+        <w:t>결과</w:t>
+      </w:r>
+      <w:r>
+        <w:rPr>
+          <w:b/>
+          <w:bCs/>
+        </w:rPr>
+        <w:t xml:space="preserve"> </w:t>
+      </w:r>
+      <w:r>
+        <w:rPr>
+          <w:b/>
+          <w:bCs/>
+        </w:rPr>
+        <w:t>변동성</w:t>
       </w:r>
       <w:r>
         <w:t xml:space="preserve">: </w:t>
       </w:r>
       <w:r>
-        <w:t>통계가</w:t>
-      </w:r>
-      <w:r>
-        <w:t xml:space="preserve"> </w:t>
-      </w:r>
-      <w:r>
-        <w:t>풍부한</w:t>
-      </w:r>
-      <w:r>
-        <w:t xml:space="preserve"> </w:t>
-      </w:r>
-      <w:r>
-        <w:t>국가일수록</w:t>
-      </w:r>
-      <w:r>
-        <w:t xml:space="preserve"> </w:t>
-      </w:r>
-      <w:r>
-        <w:t>정밀도가</w:t>
-      </w:r>
-      <w:r>
-        <w:t xml:space="preserve"> </w:t>
-      </w:r>
-      <w:r>
-        <w:t>높습니다</w:t>
-      </w:r>
-      <w:r>
-        <w:t>.</w:t>
+        <w:t>여러</w:t>
+      </w:r>
+      <w:r>
+        <w:t xml:space="preserve"> </w:t>
+      </w:r>
+      <w:r>
+        <w:t>독립</w:t>
+      </w:r>
+      <w:r>
+        <w:t xml:space="preserve"> </w:t>
+      </w:r>
+      <w:r>
+        <w:t>시뮬레이션을</w:t>
+      </w:r>
+      <w:r>
+        <w:t xml:space="preserve"> </w:t>
+      </w:r>
+      <w:r>
+        <w:t>앙상블로</w:t>
+      </w:r>
+      <w:r>
+        <w:t xml:space="preserve"> </w:t>
+      </w:r>
+      <w:r>
+        <w:t>합산하므로</w:t>
+      </w:r>
+      <w:r>
+        <w:t xml:space="preserve">, </w:t>
+      </w:r>
+      <w:r>
+        <w:t>같은</w:t>
+      </w:r>
+      <w:r>
+        <w:t xml:space="preserve"> </w:t>
+      </w:r>
+      <w:r>
+        <w:t>입력이라도</w:t>
+      </w:r>
+      <w:r>
+        <w:t xml:space="preserve"> </w:t>
+      </w:r>
+      <w:r>
+        <w:t>실행마다</w:t>
+      </w:r>
+      <w:r>
+        <w:t xml:space="preserve"> </w:t>
+      </w:r>
+      <w:r>
+        <w:t>수치가</w:t>
+      </w:r>
+      <w:r>
+        <w:t xml:space="preserve"> </w:t>
+      </w:r>
+      <w:r>
+        <w:t>조금씩</w:t>
+      </w:r>
+      <w:r>
+        <w:t xml:space="preserve"> </w:t>
+      </w:r>
+      <w:r>
+        <w:t>달라질</w:t>
+      </w:r>
+      <w:r>
+        <w:t xml:space="preserve"> </w:t>
+      </w:r>
+      <w:r>
+        <w:t>수</w:t>
+      </w:r>
+      <w:r>
+        <w:t xml:space="preserve"> </w:t>
+      </w:r>
+      <w:r>
+        <w:t>있습니다</w:t>
+      </w:r>
+      <w:r>
+        <w:t>(</w:t>
+      </w:r>
+      <w:r>
+        <w:t>신뢰도</w:t>
+      </w:r>
+      <w:r>
+        <w:t xml:space="preserve"> </w:t>
+      </w:r>
+      <w:r>
+        <w:t>등급으로</w:t>
+      </w:r>
+      <w:r>
+        <w:t xml:space="preserve"> </w:t>
+      </w:r>
+      <w:r>
+        <w:t>표시</w:t>
+      </w:r>
+      <w:r>
+        <w:t>).</w:t>
       </w:r>
     </w:p>
     <w:p>
@@ -7231,6 +7495,20 @@
           <w:b/>
           <w:bCs/>
         </w:rPr>
+        <w:t>국가별</w:t>
+      </w:r>
+      <w:r>
+        <w:rPr>
+          <w:b/>
+          <w:bCs/>
+        </w:rPr>
+        <w:t xml:space="preserve"> </w:t>
+      </w:r>
+      <w:r>
+        <w:rPr>
+          <w:b/>
+          <w:bCs/>
+        </w:rPr>
         <w:t>데이터</w:t>
       </w:r>
       <w:r>
@@ -7245,124 +7523,37 @@
           <w:b/>
           <w:bCs/>
         </w:rPr>
-        <w:t>처리</w:t>
+        <w:t>편차</w:t>
       </w:r>
       <w:r>
         <w:t xml:space="preserve">: </w:t>
       </w:r>
       <w:r>
-        <w:t>시뮬레이션</w:t>
-      </w:r>
-      <w:r>
-        <w:t xml:space="preserve"> </w:t>
-      </w:r>
-      <w:r>
-        <w:t>추론을</w:t>
-      </w:r>
-      <w:r>
-        <w:t xml:space="preserve"> </w:t>
-      </w:r>
-      <w:r>
-        <w:t>위해</w:t>
-      </w:r>
-      <w:r>
-        <w:t xml:space="preserve"> </w:t>
-      </w:r>
-      <w:r>
-        <w:t>입력</w:t>
-      </w:r>
-      <w:r>
-        <w:t xml:space="preserve"> </w:t>
-      </w:r>
-      <w:r>
-        <w:t>정보가</w:t>
-      </w:r>
-      <w:r>
-        <w:t xml:space="preserve"> </w:t>
-      </w:r>
-      <w:r>
-        <w:t>해외</w:t>
-      </w:r>
-      <w:r>
-        <w:t xml:space="preserve"> LLM </w:t>
-      </w:r>
-      <w:r>
-        <w:t>제공자로</w:t>
-      </w:r>
-      <w:r>
-        <w:t xml:space="preserve"> </w:t>
-      </w:r>
-      <w:r>
-        <w:t>전송됩니다</w:t>
-      </w:r>
-      <w:r>
-        <w:t>(</w:t>
-      </w:r>
-      <w:r>
-        <w:t>가입</w:t>
-      </w:r>
-      <w:r>
-        <w:t xml:space="preserve"> </w:t>
-      </w:r>
-      <w:r>
-        <w:t>시</w:t>
-      </w:r>
-      <w:r>
-        <w:t xml:space="preserve"> </w:t>
-      </w:r>
-      <w:r>
-        <w:rPr>
-          <w:b/>
-          <w:bCs/>
-        </w:rPr>
-        <w:t>국외이전</w:t>
-      </w:r>
-      <w:r>
-        <w:rPr>
-          <w:b/>
-          <w:bCs/>
-        </w:rPr>
-        <w:t xml:space="preserve"> </w:t>
-      </w:r>
-      <w:r>
-        <w:rPr>
-          <w:b/>
-          <w:bCs/>
-        </w:rPr>
-        <w:t>동의</w:t>
-      </w:r>
-      <w:r>
-        <w:t>에</w:t>
-      </w:r>
-      <w:r>
-        <w:t xml:space="preserve"> </w:t>
-      </w:r>
-      <w:r>
-        <w:t>따름</w:t>
-      </w:r>
-      <w:r>
-        <w:t xml:space="preserve">). </w:t>
-      </w:r>
-      <w:r>
-        <w:t>결제</w:t>
-      </w:r>
-      <w:r>
-        <w:t xml:space="preserve"> </w:t>
-      </w:r>
-      <w:r>
-        <w:t>카드정보는</w:t>
-      </w:r>
-      <w:r>
-        <w:t xml:space="preserve"> </w:t>
-      </w:r>
-      <w:r>
-        <w:t>보관하지</w:t>
-      </w:r>
-      <w:r>
-        <w:t xml:space="preserve"> </w:t>
-      </w:r>
-      <w:r>
-        <w:t>않습니다</w:t>
+        <w:t>통계가</w:t>
+      </w:r>
+      <w:r>
+        <w:t xml:space="preserve"> </w:t>
+      </w:r>
+      <w:r>
+        <w:t>풍부한</w:t>
+      </w:r>
+      <w:r>
+        <w:t xml:space="preserve"> </w:t>
+      </w:r>
+      <w:r>
+        <w:t>국가일수록</w:t>
+      </w:r>
+      <w:r>
+        <w:t xml:space="preserve"> </w:t>
+      </w:r>
+      <w:r>
+        <w:t>정밀도가</w:t>
+      </w:r>
+      <w:r>
+        <w:t xml:space="preserve"> </w:t>
+      </w:r>
+      <w:r>
+        <w:t>높습니다</w:t>
       </w:r>
       <w:r>
         <w:t>.</w:t>
@@ -7381,81 +7572,138 @@
           <w:b/>
           <w:bCs/>
         </w:rPr>
-        <w:t>결과</w:t>
-      </w:r>
-      <w:r>
-        <w:rPr>
-          <w:b/>
-          <w:bCs/>
-        </w:rPr>
-        <w:t xml:space="preserve"> </w:t>
-      </w:r>
-      <w:r>
-        <w:rPr>
-          <w:b/>
-          <w:bCs/>
-        </w:rPr>
-        <w:t>보존</w:t>
+        <w:t>데이터</w:t>
+      </w:r>
+      <w:r>
+        <w:rPr>
+          <w:b/>
+          <w:bCs/>
+        </w:rPr>
+        <w:t xml:space="preserve"> </w:t>
+      </w:r>
+      <w:r>
+        <w:rPr>
+          <w:b/>
+          <w:bCs/>
+        </w:rPr>
+        <w:t>처리</w:t>
       </w:r>
       <w:r>
         <w:t xml:space="preserve">: </w:t>
       </w:r>
       <w:r>
-        <w:t>화면을</w:t>
-      </w:r>
-      <w:r>
-        <w:t xml:space="preserve"> </w:t>
-      </w:r>
-      <w:r>
-        <w:t>닫아도</w:t>
-      </w:r>
-      <w:r>
-        <w:t xml:space="preserve"> </w:t>
-      </w:r>
-      <w:r>
-        <w:t>결과는</w:t>
-      </w:r>
-      <w:r>
-        <w:t xml:space="preserve"> </w:t>
-      </w:r>
-      <w:r>
-        <w:t>보존되며</w:t>
-      </w:r>
-      <w:r>
-        <w:t xml:space="preserve">, </w:t>
-      </w:r>
-      <w:r>
-        <w:t>프로젝트</w:t>
-      </w:r>
-      <w:r>
-        <w:t>/</w:t>
-      </w:r>
-      <w:r>
-        <w:t>리포트에서</w:t>
-      </w:r>
-      <w:r>
-        <w:t xml:space="preserve"> </w:t>
-      </w:r>
-      <w:r>
-        <w:t>다시</w:t>
-      </w:r>
-      <w:r>
-        <w:t xml:space="preserve"> </w:t>
-      </w:r>
-      <w:r>
-        <w:t>볼</w:t>
-      </w:r>
-      <w:r>
-        <w:t xml:space="preserve"> </w:t>
-      </w:r>
-      <w:r>
-        <w:t>수</w:t>
-      </w:r>
-      <w:r>
-        <w:t xml:space="preserve"> </w:t>
-      </w:r>
-      <w:r>
-        <w:t>있습니다</w:t>
+        <w:t>시뮬레이션</w:t>
+      </w:r>
+      <w:r>
+        <w:t xml:space="preserve"> </w:t>
+      </w:r>
+      <w:r>
+        <w:t>추론을</w:t>
+      </w:r>
+      <w:r>
+        <w:t xml:space="preserve"> </w:t>
+      </w:r>
+      <w:r>
+        <w:t>위해</w:t>
+      </w:r>
+      <w:r>
+        <w:t xml:space="preserve"> </w:t>
+      </w:r>
+      <w:r>
+        <w:t>입력</w:t>
+      </w:r>
+      <w:r>
+        <w:t xml:space="preserve"> </w:t>
+      </w:r>
+      <w:r>
+        <w:t>정보가</w:t>
+      </w:r>
+      <w:r>
+        <w:t xml:space="preserve"> </w:t>
+      </w:r>
+      <w:r>
+        <w:t>해외</w:t>
+      </w:r>
+      <w:r>
+        <w:t xml:space="preserve"> LLM </w:t>
+      </w:r>
+      <w:r>
+        <w:t>제공자로</w:t>
+      </w:r>
+      <w:r>
+        <w:t xml:space="preserve"> </w:t>
+      </w:r>
+      <w:r>
+        <w:t>전송됩니다</w:t>
+      </w:r>
+      <w:r>
+        <w:t>(</w:t>
+      </w:r>
+      <w:r>
+        <w:t>가입</w:t>
+      </w:r>
+      <w:r>
+        <w:t xml:space="preserve"> </w:t>
+      </w:r>
+      <w:r>
+        <w:t>시</w:t>
+      </w:r>
+      <w:r>
+        <w:t xml:space="preserve"> </w:t>
+      </w:r>
+      <w:r>
+        <w:rPr>
+          <w:b/>
+          <w:bCs/>
+        </w:rPr>
+        <w:t>국외이전</w:t>
+      </w:r>
+      <w:r>
+        <w:rPr>
+          <w:b/>
+          <w:bCs/>
+        </w:rPr>
+        <w:t xml:space="preserve"> </w:t>
+      </w:r>
+      <w:r>
+        <w:rPr>
+          <w:b/>
+          <w:bCs/>
+        </w:rPr>
+        <w:t>동의</w:t>
+      </w:r>
+      <w:r>
+        <w:t>에</w:t>
+      </w:r>
+      <w:r>
+        <w:t xml:space="preserve"> </w:t>
+      </w:r>
+      <w:r>
+        <w:t>따름</w:t>
+      </w:r>
+      <w:r>
+        <w:t xml:space="preserve">). </w:t>
+      </w:r>
+      <w:r>
+        <w:t>결제</w:t>
+      </w:r>
+      <w:r>
+        <w:t xml:space="preserve"> </w:t>
+      </w:r>
+      <w:r>
+        <w:t>카드정보는</w:t>
+      </w:r>
+      <w:r>
+        <w:t xml:space="preserve"> </w:t>
+      </w:r>
+      <w:r>
+        <w:t>보관하지</w:t>
+      </w:r>
+      <w:r>
+        <w:t xml:space="preserve"> </w:t>
+      </w:r>
+      <w:r>
+        <w:t>않습니다</w:t>
       </w:r>
       <w:r>
         <w:t>.</w:t>
@@ -7474,56 +7722,81 @@
           <w:b/>
           <w:bCs/>
         </w:rPr>
-        <w:t xml:space="preserve">Mr.AI </w:t>
-      </w:r>
-      <w:r>
-        <w:rPr>
-          <w:b/>
-          <w:bCs/>
-        </w:rPr>
-        <w:t>비공개</w:t>
+        <w:t>결과</w:t>
+      </w:r>
+      <w:r>
+        <w:rPr>
+          <w:b/>
+          <w:bCs/>
+        </w:rPr>
+        <w:t xml:space="preserve"> </w:t>
+      </w:r>
+      <w:r>
+        <w:rPr>
+          <w:b/>
+          <w:bCs/>
+        </w:rPr>
+        <w:t>보존</w:t>
       </w:r>
       <w:r>
         <w:t xml:space="preserve">: </w:t>
       </w:r>
       <w:r>
-        <w:t>마케팅</w:t>
-      </w:r>
-      <w:r>
-        <w:t xml:space="preserve"> </w:t>
-      </w:r>
-      <w:r>
-        <w:t>자동화</w:t>
-      </w:r>
-      <w:r>
-        <w:t xml:space="preserve"> </w:t>
-      </w:r>
-      <w:r>
-        <w:t>모듈은</w:t>
-      </w:r>
-      <w:r>
-        <w:t xml:space="preserve"> </w:t>
-      </w:r>
-      <w:r>
-        <w:t>이번</w:t>
-      </w:r>
-      <w:r>
-        <w:t xml:space="preserve"> </w:t>
-      </w:r>
-      <w:r>
-        <w:t>베타</w:t>
-      </w:r>
-      <w:r>
-        <w:t xml:space="preserve"> </w:t>
-      </w:r>
-      <w:r>
-        <w:t>범위가</w:t>
-      </w:r>
-      <w:r>
-        <w:t xml:space="preserve"> </w:t>
-      </w:r>
-      <w:r>
-        <w:t>아닙니다</w:t>
+        <w:t>화면을</w:t>
+      </w:r>
+      <w:r>
+        <w:t xml:space="preserve"> </w:t>
+      </w:r>
+      <w:r>
+        <w:t>닫아도</w:t>
+      </w:r>
+      <w:r>
+        <w:t xml:space="preserve"> </w:t>
+      </w:r>
+      <w:r>
+        <w:t>결과는</w:t>
+      </w:r>
+      <w:r>
+        <w:t xml:space="preserve"> </w:t>
+      </w:r>
+      <w:r>
+        <w:t>보존되며</w:t>
+      </w:r>
+      <w:r>
+        <w:t xml:space="preserve">, </w:t>
+      </w:r>
+      <w:r>
+        <w:t>프로젝트</w:t>
+      </w:r>
+      <w:r>
+        <w:t>/</w:t>
+      </w:r>
+      <w:r>
+        <w:t>리포트에서</w:t>
+      </w:r>
+      <w:r>
+        <w:t xml:space="preserve"> </w:t>
+      </w:r>
+      <w:r>
+        <w:t>다시</w:t>
+      </w:r>
+      <w:r>
+        <w:t xml:space="preserve"> </w:t>
+      </w:r>
+      <w:r>
+        <w:t>볼</w:t>
+      </w:r>
+      <w:r>
+        <w:t xml:space="preserve"> </w:t>
+      </w:r>
+      <w:r>
+        <w:t>수</w:t>
+      </w:r>
+      <w:r>
+        <w:t xml:space="preserve"> </w:t>
+      </w:r>
+      <w:r>
+        <w:t>있습니다</w:t>
       </w:r>
       <w:r>
         <w:t>.</w:t>
@@ -7531,10 +7804,78 @@
     </w:p>
     <w:p>
       <w:pPr>
+        <w:pStyle w:val="Compact"/>
+        <w:numPr>
+          <w:ilvl w:val="0"/>
+          <w:numId w:val="10"/>
+        </w:numPr>
+      </w:pPr>
+      <w:r>
+        <w:rPr>
+          <w:b/>
+          <w:bCs/>
+        </w:rPr>
+        <w:t xml:space="preserve">Mr.AI </w:t>
+      </w:r>
+      <w:r>
+        <w:rPr>
+          <w:b/>
+          <w:bCs/>
+        </w:rPr>
+        <w:t>비공개</w:t>
+      </w:r>
+      <w:r>
+        <w:t xml:space="preserve">: </w:t>
+      </w:r>
+      <w:r>
+        <w:t>마케팅</w:t>
+      </w:r>
+      <w:r>
+        <w:t xml:space="preserve"> </w:t>
+      </w:r>
+      <w:r>
+        <w:t>자동화</w:t>
+      </w:r>
+      <w:r>
+        <w:t xml:space="preserve"> </w:t>
+      </w:r>
+      <w:r>
+        <w:t>모듈은</w:t>
+      </w:r>
+      <w:r>
+        <w:t xml:space="preserve"> </w:t>
+      </w:r>
+      <w:r>
+        <w:t>이번</w:t>
+      </w:r>
+      <w:r>
+        <w:t xml:space="preserve"> </w:t>
+      </w:r>
+      <w:r>
+        <w:t>베타</w:t>
+      </w:r>
+      <w:r>
+        <w:t xml:space="preserve"> </w:t>
+      </w:r>
+      <w:r>
+        <w:t>범위가</w:t>
+      </w:r>
+      <w:r>
+        <w:t xml:space="preserve"> </w:t>
+      </w:r>
+      <w:r>
+        <w:t>아닙니다</w:t>
+      </w:r>
+      <w:r>
+        <w:t>.</w:t>
+      </w:r>
+    </w:p>
+    <w:p>
+      <w:pPr>
         <w:pStyle w:val="1"/>
       </w:pPr>
       <w:bookmarkStart w:id="20" w:name="자주-묻는-질문-베타"/>
-      <w:bookmarkStart w:id="21" w:name="_Toc232713139"/>
+      <w:bookmarkStart w:id="21" w:name="_Toc232713277"/>
       <w:bookmarkEnd w:id="18"/>
       <w:r>
         <w:lastRenderedPageBreak/>
@@ -8296,7 +8637,7 @@
         <w:pStyle w:val="1"/>
       </w:pPr>
       <w:bookmarkStart w:id="22" w:name="문의-및-지원"/>
-      <w:bookmarkStart w:id="23" w:name="_Toc232713140"/>
+      <w:bookmarkStart w:id="23" w:name="_Toc232713278"/>
       <w:bookmarkEnd w:id="20"/>
       <w:r>
         <w:t>문의</w:t>
@@ -8900,7 +9241,7 @@
   <w:abstractNum w:abstractNumId="0" w15:restartNumberingAfterBreak="0">
     <w:nsid w:val="0000A990"/>
     <w:multiLevelType w:val="multilevel"/>
-    <w:tmpl w:val="B25C15CA"/>
+    <w:tmpl w:val="DC6EEE7C"/>
     <w:lvl w:ilvl="0">
       <w:numFmt w:val="bullet"/>
       <w:lvlText w:val=" "/>
@@ -8977,7 +9318,7 @@
   <w:abstractNum w:abstractNumId="1" w15:restartNumberingAfterBreak="0">
     <w:nsid w:val="0000A991"/>
     <w:multiLevelType w:val="multilevel"/>
-    <w:tmpl w:val="CF488B28"/>
+    <w:tmpl w:val="DE701D64"/>
     <w:lvl w:ilvl="0">
       <w:numFmt w:val="bullet"/>
       <w:lvlText w:val=""/>
@@ -9081,7 +9422,7 @@
   <w:abstractNum w:abstractNumId="2" w15:restartNumberingAfterBreak="0">
     <w:nsid w:val="00A99411"/>
     <w:multiLevelType w:val="multilevel"/>
-    <w:tmpl w:val="0722F7C0"/>
+    <w:tmpl w:val="B1023546"/>
     <w:lvl w:ilvl="0">
       <w:start w:val="1"/>
       <w:numFmt w:val="decimal"/>
@@ -9164,13 +9505,13 @@
       </w:pPr>
     </w:lvl>
   </w:abstractNum>
-  <w:num w:numId="1" w16cid:durableId="501625364">
+  <w:num w:numId="1" w16cid:durableId="1123767534">
     <w:abstractNumId w:val="0"/>
   </w:num>
-  <w:num w:numId="2" w16cid:durableId="139273160">
+  <w:num w:numId="2" w16cid:durableId="969435820">
     <w:abstractNumId w:val="1"/>
   </w:num>
-  <w:num w:numId="3" w16cid:durableId="586186647">
+  <w:num w:numId="3" w16cid:durableId="471485511">
     <w:abstractNumId w:val="2"/>
     <w:lvlOverride w:ilvl="0">
       <w:startOverride w:val="1"/>
@@ -9200,28 +9541,28 @@
       <w:startOverride w:val="1"/>
     </w:lvlOverride>
   </w:num>
-  <w:num w:numId="4" w16cid:durableId="624390256">
+  <w:num w:numId="4" w16cid:durableId="1380476560">
     <w:abstractNumId w:val="1"/>
   </w:num>
-  <w:num w:numId="5" w16cid:durableId="722485442">
+  <w:num w:numId="5" w16cid:durableId="463279858">
     <w:abstractNumId w:val="1"/>
   </w:num>
-  <w:num w:numId="6" w16cid:durableId="1347946141">
+  <w:num w:numId="6" w16cid:durableId="1105685887">
     <w:abstractNumId w:val="1"/>
   </w:num>
-  <w:num w:numId="7" w16cid:durableId="1850487341">
+  <w:num w:numId="7" w16cid:durableId="898176417">
     <w:abstractNumId w:val="1"/>
   </w:num>
-  <w:num w:numId="8" w16cid:durableId="1304627854">
+  <w:num w:numId="8" w16cid:durableId="1552958429">
     <w:abstractNumId w:val="1"/>
   </w:num>
-  <w:num w:numId="9" w16cid:durableId="990599080">
+  <w:num w:numId="9" w16cid:durableId="473301379">
     <w:abstractNumId w:val="1"/>
   </w:num>
-  <w:num w:numId="10" w16cid:durableId="1110203415">
+  <w:num w:numId="10" w16cid:durableId="1158498780">
     <w:abstractNumId w:val="1"/>
   </w:num>
-  <w:num w:numId="11" w16cid:durableId="406928177">
+  <w:num w:numId="11" w16cid:durableId="1919556972">
     <w:abstractNumId w:val="1"/>
   </w:num>
 </w:numbering>
@@ -10443,7 +10784,7 @@
     <w:name w:val="header"/>
     <w:basedOn w:val="a"/>
     <w:link w:val="Char2"/>
-    <w:rsid w:val="006141B2"/>
+    <w:rsid w:val="00865D09"/>
     <w:pPr>
       <w:tabs>
         <w:tab w:val="center" w:pos="4513"/>
@@ -10456,13 +10797,13 @@
     <w:name w:val="머리글 Char"/>
     <w:basedOn w:val="a1"/>
     <w:link w:val="ad"/>
-    <w:rsid w:val="006141B2"/>
+    <w:rsid w:val="00865D09"/>
   </w:style>
   <w:style w:type="paragraph" w:styleId="ae">
     <w:name w:val="footer"/>
     <w:basedOn w:val="a"/>
     <w:link w:val="Char3"/>
-    <w:rsid w:val="006141B2"/>
+    <w:rsid w:val="00865D09"/>
     <w:pPr>
       <w:tabs>
         <w:tab w:val="center" w:pos="4513"/>
@@ -10475,7 +10816,7 @@
     <w:name w:val="바닥글 Char"/>
     <w:basedOn w:val="a1"/>
     <w:link w:val="ae"/>
-    <w:rsid w:val="006141B2"/>
+    <w:rsid w:val="00865D09"/>
   </w:style>
   <w:style w:type="paragraph" w:styleId="10">
     <w:name w:val="toc 1"/>
@@ -10483,7 +10824,7 @@
     <w:next w:val="a"/>
     <w:autoRedefine/>
     <w:uiPriority w:val="39"/>
-    <w:rsid w:val="006141B2"/>
+    <w:rsid w:val="00865D09"/>
   </w:style>
   <w:style w:type="paragraph" w:styleId="20">
     <w:name w:val="toc 2"/>
@@ -10491,7 +10832,7 @@
     <w:next w:val="a"/>
     <w:autoRedefine/>
     <w:uiPriority w:val="39"/>
-    <w:rsid w:val="006141B2"/>
+    <w:rsid w:val="00865D09"/>
     <w:pPr>
       <w:ind w:leftChars="200" w:left="425"/>
     </w:pPr>
@@ -10499,7 +10840,7 @@
   <w:style w:type="character" w:styleId="af">
     <w:name w:val="page number"/>
     <w:basedOn w:val="a1"/>
-    <w:rsid w:val="006141B2"/>
+    <w:rsid w:val="00865D09"/>
   </w:style>
 </w:styles>
 </file>

--- a/docs/manual/Market Twin 베타테스트 가이드.docx
+++ b/docs/manual/Market Twin 베타테스트 가이드.docx
@@ -11,16 +11,16 @@
           <w:noProof/>
         </w:rPr>
         <w:drawing>
-          <wp:inline distT="0" distB="0" distL="0" distR="0" wp14:anchorId="5CEF7E49" wp14:editId="044DD3BB">
+          <wp:inline distT="0" distB="0" distL="0" distR="0" wp14:anchorId="67B790BE" wp14:editId="69A54F7F">
             <wp:extent cx="1397000" cy="1397000"/>
             <wp:effectExtent l="0" t="0" r="0" b="0"/>
-            <wp:docPr id="2009685151" name="그림 1"/>
+            <wp:docPr id="1317598135" name="그림 1"/>
             <wp:cNvGraphicFramePr/>
             <a:graphic xmlns:a="http://schemas.openxmlformats.org/drawingml/2006/main">
               <a:graphicData uri="http://schemas.openxmlformats.org/drawingml/2006/picture">
                 <pic:pic xmlns:pic="http://schemas.openxmlformats.org/drawingml/2006/picture">
                   <pic:nvPicPr>
-                    <pic:cNvPr id="2009685151" name=""/>
+                    <pic:cNvPr id="1317598135" name=""/>
                     <pic:cNvPicPr/>
                   </pic:nvPicPr>
                   <pic:blipFill>
@@ -236,7 +236,7 @@
         <w:rPr>
           <w:noProof/>
         </w:rPr>
-        <w:instrText xml:space="preserve"> PAGEREF _Toc232713267 \h </w:instrText>
+        <w:instrText xml:space="preserve"> PAGEREF _Toc232782458 \h </w:instrText>
       </w:r>
       <w:r>
         <w:rPr>
@@ -323,7 +323,7 @@
         <w:rPr>
           <w:noProof/>
         </w:rPr>
-        <w:instrText xml:space="preserve"> PAGEREF _Toc232713268 \h </w:instrText>
+        <w:instrText xml:space="preserve"> PAGEREF _Toc232782459 \h </w:instrText>
       </w:r>
       <w:r>
         <w:rPr>
@@ -410,7 +410,7 @@
         <w:rPr>
           <w:noProof/>
         </w:rPr>
-        <w:instrText xml:space="preserve"> PAGEREF _Toc232713269 \h </w:instrText>
+        <w:instrText xml:space="preserve"> PAGEREF _Toc232782460 \h </w:instrText>
       </w:r>
       <w:r>
         <w:rPr>
@@ -509,7 +509,7 @@
         <w:rPr>
           <w:noProof/>
         </w:rPr>
-        <w:instrText xml:space="preserve"> PAGEREF _Toc232713270 \h </w:instrText>
+        <w:instrText xml:space="preserve"> PAGEREF _Toc232782461 \h </w:instrText>
       </w:r>
       <w:r>
         <w:rPr>
@@ -584,7 +584,7 @@
         <w:rPr>
           <w:noProof/>
         </w:rPr>
-        <w:instrText xml:space="preserve"> PAGEREF _Toc232713271 \h </w:instrText>
+        <w:instrText xml:space="preserve"> PAGEREF _Toc232782462 \h </w:instrText>
       </w:r>
       <w:r>
         <w:rPr>
@@ -676,7 +676,7 @@
         <w:rPr>
           <w:noProof/>
         </w:rPr>
-        <w:instrText xml:space="preserve"> PAGEREF _Toc232713272 \h </w:instrText>
+        <w:instrText xml:space="preserve"> PAGEREF _Toc232782463 \h </w:instrText>
       </w:r>
       <w:r>
         <w:rPr>
@@ -780,7 +780,7 @@
         <w:rPr>
           <w:noProof/>
         </w:rPr>
-        <w:instrText xml:space="preserve"> PAGEREF _Toc232713273 \h </w:instrText>
+        <w:instrText xml:space="preserve"> PAGEREF _Toc232782464 \h </w:instrText>
       </w:r>
       <w:r>
         <w:rPr>
@@ -866,7 +866,7 @@
         <w:rPr>
           <w:noProof/>
         </w:rPr>
-        <w:instrText xml:space="preserve"> PAGEREF _Toc232713274 \h </w:instrText>
+        <w:instrText xml:space="preserve"> PAGEREF _Toc232782465 \h </w:instrText>
       </w:r>
       <w:r>
         <w:rPr>
@@ -977,7 +977,7 @@
         <w:rPr>
           <w:noProof/>
         </w:rPr>
-        <w:instrText xml:space="preserve"> PAGEREF _Toc232713275 \h </w:instrText>
+        <w:instrText xml:space="preserve"> PAGEREF _Toc232782466 \h </w:instrText>
       </w:r>
       <w:r>
         <w:rPr>
@@ -1075,7 +1075,7 @@
         <w:rPr>
           <w:noProof/>
         </w:rPr>
-        <w:instrText xml:space="preserve"> PAGEREF _Toc232713276 \h </w:instrText>
+        <w:instrText xml:space="preserve"> PAGEREF _Toc232782467 \h </w:instrText>
       </w:r>
       <w:r>
         <w:rPr>
@@ -1179,7 +1179,7 @@
         <w:rPr>
           <w:noProof/>
         </w:rPr>
-        <w:instrText xml:space="preserve"> PAGEREF _Toc232713277 \h </w:instrText>
+        <w:instrText xml:space="preserve"> PAGEREF _Toc232782468 \h </w:instrText>
       </w:r>
       <w:r>
         <w:rPr>
@@ -1272,7 +1272,7 @@
           <w:noProof/>
         </w:rPr>
         <w:lastRenderedPageBreak/>
-        <w:instrText xml:space="preserve">AGEREF _Toc232713278 \h </w:instrText>
+        <w:instrText xml:space="preserve">AGEREF _Toc232782469 \h </w:instrText>
       </w:r>
       <w:r>
         <w:rPr>
@@ -1305,7 +1305,7 @@
       <w:r>
         <w:fldChar w:fldCharType="end"/>
       </w:r>
-      <w:bookmarkStart w:id="1" w:name="_Toc232713267"/>
+      <w:bookmarkStart w:id="1" w:name="_Toc232782458"/>
       <w:r>
         <w:t>베타</w:t>
       </w:r>
@@ -1483,7 +1483,7 @@
         <w:pStyle w:val="2"/>
       </w:pPr>
       <w:bookmarkStart w:id="2" w:name="이게-어떤-제품인가요"/>
-      <w:bookmarkStart w:id="3" w:name="_Toc232713268"/>
+      <w:bookmarkStart w:id="3" w:name="_Toc232782459"/>
       <w:r>
         <w:t>이게</w:t>
       </w:r>
@@ -1635,14 +1635,7 @@
           <w:b/>
           <w:bCs/>
         </w:rPr>
-        <w:t>몇</w:t>
-      </w:r>
-      <w:r>
-        <w:rPr>
-          <w:b/>
-          <w:bCs/>
-        </w:rPr>
-        <w:t xml:space="preserve"> </w:t>
+        <w:t>5~6</w:t>
       </w:r>
       <w:r>
         <w:rPr>
@@ -1745,7 +1738,7 @@
         <w:pStyle w:val="2"/>
       </w:pPr>
       <w:bookmarkStart w:id="4" w:name="베타에서-해보실-일"/>
-      <w:bookmarkStart w:id="5" w:name="_Toc232713269"/>
+      <w:bookmarkStart w:id="5" w:name="_Toc232782460"/>
       <w:bookmarkEnd w:id="2"/>
       <w:r>
         <w:t>베타에서</w:t>
@@ -1934,7 +1927,7 @@
         <w:pStyle w:val="2"/>
       </w:pPr>
       <w:bookmarkStart w:id="6" w:name="베타-혜택-및-한도"/>
-      <w:bookmarkStart w:id="7" w:name="_Toc232713270"/>
+      <w:bookmarkStart w:id="7" w:name="_Toc232782461"/>
       <w:bookmarkEnd w:id="4"/>
       <w:r>
         <w:t>베타</w:t>
@@ -2306,7 +2299,7 @@
         <w:pStyle w:val="2"/>
       </w:pPr>
       <w:bookmarkStart w:id="8" w:name="공개-범위"/>
-      <w:bookmarkStart w:id="9" w:name="_Toc232713271"/>
+      <w:bookmarkStart w:id="9" w:name="_Toc232782462"/>
       <w:bookmarkEnd w:id="6"/>
       <w:r>
         <w:t>공개</w:t>
@@ -2566,7 +2559,7 @@
         <w:pStyle w:val="1"/>
       </w:pPr>
       <w:bookmarkStart w:id="10" w:name="분-안에-시작하기"/>
-      <w:bookmarkStart w:id="11" w:name="_Toc232713272"/>
+      <w:bookmarkStart w:id="11" w:name="_Toc232782463"/>
       <w:bookmarkEnd w:id="0"/>
       <w:bookmarkEnd w:id="8"/>
       <w:r>
@@ -2969,7 +2962,7 @@
           <w:noProof/>
         </w:rPr>
         <w:drawing>
-          <wp:inline distT="0" distB="0" distL="0" distR="0" wp14:anchorId="2D8F9B78" wp14:editId="794C08B5">
+          <wp:inline distT="0" distB="0" distL="0" distR="0" wp14:anchorId="6A0514D3" wp14:editId="5FFCE194">
             <wp:extent cx="5334000" cy="2765209"/>
             <wp:effectExtent l="0" t="0" r="0" b="0"/>
             <wp:docPr id="15" name="Picture" descr="로그인 화면"/>
@@ -3236,7 +3229,7 @@
         </w:rPr>
         <w:lastRenderedPageBreak/>
         <w:drawing>
-          <wp:inline distT="0" distB="0" distL="0" distR="0" wp14:anchorId="74F6F7D8" wp14:editId="418F0F7B">
+          <wp:inline distT="0" distB="0" distL="0" distR="0" wp14:anchorId="0366DF6F" wp14:editId="1C9651AF">
             <wp:extent cx="5334000" cy="2288514"/>
             <wp:effectExtent l="0" t="0" r="0" b="0"/>
             <wp:docPr id="18" name="Picture" descr="대시보드 — 처음 사용자(샘플 데모)"/>
@@ -3495,7 +3488,7 @@
           <w:noProof/>
         </w:rPr>
         <w:drawing>
-          <wp:inline distT="0" distB="0" distL="0" distR="0" wp14:anchorId="2851BED2" wp14:editId="63124FA9">
+          <wp:inline distT="0" distB="0" distL="0" distR="0" wp14:anchorId="4DC86E6E" wp14:editId="1D415338">
             <wp:extent cx="5334000" cy="2258513"/>
             <wp:effectExtent l="0" t="0" r="0" b="0"/>
             <wp:docPr id="21" name="Picture" descr="프로젝트 화면 — + 새 프로젝트"/>
@@ -3568,7 +3561,7 @@
         <w:pStyle w:val="1"/>
       </w:pPr>
       <w:bookmarkStart w:id="12" w:name="첫-시뮬레이션-만들기-6단계"/>
-      <w:bookmarkStart w:id="13" w:name="_Toc232713273"/>
+      <w:bookmarkStart w:id="13" w:name="_Toc232782464"/>
       <w:bookmarkEnd w:id="10"/>
       <w:r>
         <w:t>첫</w:t>
@@ -4799,7 +4792,7 @@
           <w:noProof/>
         </w:rPr>
         <w:drawing>
-          <wp:inline distT="0" distB="0" distL="0" distR="0" wp14:anchorId="5086EA46" wp14:editId="62D65E23">
+          <wp:inline distT="0" distB="0" distL="0" distR="0" wp14:anchorId="6E225C57" wp14:editId="373D5D02">
             <wp:extent cx="5334000" cy="3043656"/>
             <wp:effectExtent l="0" t="0" r="0" b="0"/>
             <wp:docPr id="25" name="Picture" descr="Step 1 — 제품 정보 입력"/>
@@ -4874,7 +4867,7 @@
         </w:rPr>
         <w:lastRenderedPageBreak/>
         <w:drawing>
-          <wp:inline distT="0" distB="0" distL="0" distR="0" wp14:anchorId="54E65555" wp14:editId="236477F2">
+          <wp:inline distT="0" distB="0" distL="0" distR="0" wp14:anchorId="4825E2AE" wp14:editId="7075F597">
             <wp:extent cx="5334000" cy="2993813"/>
             <wp:effectExtent l="0" t="0" r="0" b="0"/>
             <wp:docPr id="28" name="Picture" descr="Step 3 — 진출 시장 선택"/>
@@ -5026,14 +5019,7 @@
           <w:b/>
           <w:bCs/>
         </w:rPr>
-        <w:t>몇</w:t>
-      </w:r>
-      <w:r>
-        <w:rPr>
-          <w:b/>
-          <w:bCs/>
-        </w:rPr>
-        <w:t xml:space="preserve"> </w:t>
+        <w:t>5~6</w:t>
       </w:r>
       <w:r>
         <w:rPr>
@@ -5067,7 +5053,7 @@
           <w:noProof/>
         </w:rPr>
         <w:drawing>
-          <wp:inline distT="0" distB="0" distL="0" distR="0" wp14:anchorId="605A3F20" wp14:editId="0134A205">
+          <wp:inline distT="0" distB="0" distL="0" distR="0" wp14:anchorId="785B8D86" wp14:editId="6B514EA1">
             <wp:extent cx="5334000" cy="2432464"/>
             <wp:effectExtent l="0" t="0" r="0" b="0"/>
             <wp:docPr id="31" name="Picture" descr="시뮬레이션 진행 / 완료"/>
@@ -5134,7 +5120,7 @@
         <w:pStyle w:val="1"/>
       </w:pPr>
       <w:bookmarkStart w:id="14" w:name="결과-읽는-법"/>
-      <w:bookmarkStart w:id="15" w:name="_Toc232713274"/>
+      <w:bookmarkStart w:id="15" w:name="_Toc232782465"/>
       <w:bookmarkEnd w:id="12"/>
       <w:r>
         <w:lastRenderedPageBreak/>
@@ -5430,7 +5416,7 @@
           <w:noProof/>
         </w:rPr>
         <w:drawing>
-          <wp:inline distT="0" distB="0" distL="0" distR="0" wp14:anchorId="5B3842CD" wp14:editId="18679A07">
+          <wp:inline distT="0" distB="0" distL="0" distR="0" wp14:anchorId="2942678F" wp14:editId="738B902B">
             <wp:extent cx="5334000" cy="2388755"/>
             <wp:effectExtent l="0" t="0" r="0" b="0"/>
             <wp:docPr id="35" name="Picture" descr="결과 — 페르소나 분석"/>
@@ -5547,7 +5533,7 @@
           <w:noProof/>
         </w:rPr>
         <w:drawing>
-          <wp:inline distT="0" distB="0" distL="0" distR="0" wp14:anchorId="598CBE88" wp14:editId="077645E5">
+          <wp:inline distT="0" distB="0" distL="0" distR="0" wp14:anchorId="4C26BCCE" wp14:editId="0525F5FE">
             <wp:extent cx="5334000" cy="2595080"/>
             <wp:effectExtent l="0" t="0" r="0" b="0"/>
             <wp:docPr id="38" name="Picture" descr="결과 — 가격 최적화"/>
@@ -5663,7 +5649,7 @@
         </w:rPr>
         <w:lastRenderedPageBreak/>
         <w:drawing>
-          <wp:inline distT="0" distB="0" distL="0" distR="0" wp14:anchorId="5F64178A" wp14:editId="1DE7EF90">
+          <wp:inline distT="0" distB="0" distL="0" distR="0" wp14:anchorId="1C5ACBDF" wp14:editId="624BDF22">
             <wp:extent cx="5334000" cy="2652248"/>
             <wp:effectExtent l="0" t="0" r="0" b="0"/>
             <wp:docPr id="41" name="Picture" descr="결과 — 투자/ROI 의사결정"/>
@@ -5807,7 +5793,7 @@
           <w:noProof/>
         </w:rPr>
         <w:drawing>
-          <wp:inline distT="0" distB="0" distL="0" distR="0" wp14:anchorId="65DE2666" wp14:editId="16741503">
+          <wp:inline distT="0" distB="0" distL="0" distR="0" wp14:anchorId="13BC133D" wp14:editId="313AD69D">
             <wp:extent cx="5334000" cy="2606687"/>
             <wp:effectExtent l="0" t="0" r="0" b="0"/>
             <wp:docPr id="44" name="Picture" descr="결과 — 추천 액션 매트릭스"/>
@@ -5977,7 +5963,7 @@
         <w:pStyle w:val="1"/>
       </w:pPr>
       <w:bookmarkStart w:id="16" w:name="베타-피드백-가장-중요합니다"/>
-      <w:bookmarkStart w:id="17" w:name="_Toc232713275"/>
+      <w:bookmarkStart w:id="17" w:name="_Toc232782466"/>
       <w:bookmarkEnd w:id="14"/>
       <w:r>
         <w:t>베타</w:t>
@@ -6987,7 +6973,7 @@
         <w:pStyle w:val="1"/>
       </w:pPr>
       <w:bookmarkStart w:id="18" w:name="베타-단계에서-알아두실-점"/>
-      <w:bookmarkStart w:id="19" w:name="_Toc232713276"/>
+      <w:bookmarkStart w:id="19" w:name="_Toc232782467"/>
       <w:bookmarkEnd w:id="16"/>
       <w:r>
         <w:t>베타</w:t>
@@ -7875,7 +7861,7 @@
         <w:pStyle w:val="1"/>
       </w:pPr>
       <w:bookmarkStart w:id="20" w:name="자주-묻는-질문-베타"/>
-      <w:bookmarkStart w:id="21" w:name="_Toc232713277"/>
+      <w:bookmarkStart w:id="21" w:name="_Toc232782468"/>
       <w:bookmarkEnd w:id="18"/>
       <w:r>
         <w:lastRenderedPageBreak/>
@@ -8336,13 +8322,7 @@
         <w:t>보통</w:t>
       </w:r>
       <w:r>
-        <w:t xml:space="preserve"> </w:t>
-      </w:r>
-      <w:r>
-        <w:t>몇</w:t>
-      </w:r>
-      <w:r>
-        <w:t xml:space="preserve"> </w:t>
+        <w:t xml:space="preserve"> 5~6</w:t>
       </w:r>
       <w:r>
         <w:t>분입니다</w:t>
@@ -8637,7 +8617,7 @@
         <w:pStyle w:val="1"/>
       </w:pPr>
       <w:bookmarkStart w:id="22" w:name="문의-및-지원"/>
-      <w:bookmarkStart w:id="23" w:name="_Toc232713278"/>
+      <w:bookmarkStart w:id="23" w:name="_Toc232782469"/>
       <w:bookmarkEnd w:id="20"/>
       <w:r>
         <w:t>문의</w:t>
@@ -9241,7 +9221,7 @@
   <w:abstractNum w:abstractNumId="0" w15:restartNumberingAfterBreak="0">
     <w:nsid w:val="0000A990"/>
     <w:multiLevelType w:val="multilevel"/>
-    <w:tmpl w:val="DC6EEE7C"/>
+    <w:tmpl w:val="58CACF74"/>
     <w:lvl w:ilvl="0">
       <w:numFmt w:val="bullet"/>
       <w:lvlText w:val=" "/>
@@ -9318,7 +9298,7 @@
   <w:abstractNum w:abstractNumId="1" w15:restartNumberingAfterBreak="0">
     <w:nsid w:val="0000A991"/>
     <w:multiLevelType w:val="multilevel"/>
-    <w:tmpl w:val="DE701D64"/>
+    <w:tmpl w:val="33220890"/>
     <w:lvl w:ilvl="0">
       <w:numFmt w:val="bullet"/>
       <w:lvlText w:val=""/>
@@ -9422,7 +9402,7 @@
   <w:abstractNum w:abstractNumId="2" w15:restartNumberingAfterBreak="0">
     <w:nsid w:val="00A99411"/>
     <w:multiLevelType w:val="multilevel"/>
-    <w:tmpl w:val="B1023546"/>
+    <w:tmpl w:val="4A0C4568"/>
     <w:lvl w:ilvl="0">
       <w:start w:val="1"/>
       <w:numFmt w:val="decimal"/>
@@ -9505,13 +9485,13 @@
       </w:pPr>
     </w:lvl>
   </w:abstractNum>
-  <w:num w:numId="1" w16cid:durableId="1123767534">
+  <w:num w:numId="1" w16cid:durableId="1883058646">
     <w:abstractNumId w:val="0"/>
   </w:num>
-  <w:num w:numId="2" w16cid:durableId="969435820">
+  <w:num w:numId="2" w16cid:durableId="808593718">
     <w:abstractNumId w:val="1"/>
   </w:num>
-  <w:num w:numId="3" w16cid:durableId="471485511">
+  <w:num w:numId="3" w16cid:durableId="2134978399">
     <w:abstractNumId w:val="2"/>
     <w:lvlOverride w:ilvl="0">
       <w:startOverride w:val="1"/>
@@ -9541,28 +9521,28 @@
       <w:startOverride w:val="1"/>
     </w:lvlOverride>
   </w:num>
-  <w:num w:numId="4" w16cid:durableId="1380476560">
+  <w:num w:numId="4" w16cid:durableId="709571667">
     <w:abstractNumId w:val="1"/>
   </w:num>
-  <w:num w:numId="5" w16cid:durableId="463279858">
+  <w:num w:numId="5" w16cid:durableId="335428189">
     <w:abstractNumId w:val="1"/>
   </w:num>
-  <w:num w:numId="6" w16cid:durableId="1105685887">
+  <w:num w:numId="6" w16cid:durableId="2028216824">
     <w:abstractNumId w:val="1"/>
   </w:num>
-  <w:num w:numId="7" w16cid:durableId="898176417">
+  <w:num w:numId="7" w16cid:durableId="2122340035">
     <w:abstractNumId w:val="1"/>
   </w:num>
-  <w:num w:numId="8" w16cid:durableId="1552958429">
+  <w:num w:numId="8" w16cid:durableId="2089960717">
     <w:abstractNumId w:val="1"/>
   </w:num>
-  <w:num w:numId="9" w16cid:durableId="473301379">
+  <w:num w:numId="9" w16cid:durableId="375350312">
     <w:abstractNumId w:val="1"/>
   </w:num>
-  <w:num w:numId="10" w16cid:durableId="1158498780">
+  <w:num w:numId="10" w16cid:durableId="820848736">
     <w:abstractNumId w:val="1"/>
   </w:num>
-  <w:num w:numId="11" w16cid:durableId="1919556972">
+  <w:num w:numId="11" w16cid:durableId="1952282619">
     <w:abstractNumId w:val="1"/>
   </w:num>
 </w:numbering>
@@ -10784,7 +10764,7 @@
     <w:name w:val="header"/>
     <w:basedOn w:val="a"/>
     <w:link w:val="Char2"/>
-    <w:rsid w:val="00865D09"/>
+    <w:rsid w:val="00D85310"/>
     <w:pPr>
       <w:tabs>
         <w:tab w:val="center" w:pos="4513"/>
@@ -10797,13 +10777,13 @@
     <w:name w:val="머리글 Char"/>
     <w:basedOn w:val="a1"/>
     <w:link w:val="ad"/>
-    <w:rsid w:val="00865D09"/>
+    <w:rsid w:val="00D85310"/>
   </w:style>
   <w:style w:type="paragraph" w:styleId="ae">
     <w:name w:val="footer"/>
     <w:basedOn w:val="a"/>
     <w:link w:val="Char3"/>
-    <w:rsid w:val="00865D09"/>
+    <w:rsid w:val="00D85310"/>
     <w:pPr>
       <w:tabs>
         <w:tab w:val="center" w:pos="4513"/>
@@ -10816,7 +10796,7 @@
     <w:name w:val="바닥글 Char"/>
     <w:basedOn w:val="a1"/>
     <w:link w:val="ae"/>
-    <w:rsid w:val="00865D09"/>
+    <w:rsid w:val="00D85310"/>
   </w:style>
   <w:style w:type="paragraph" w:styleId="10">
     <w:name w:val="toc 1"/>
@@ -10824,7 +10804,7 @@
     <w:next w:val="a"/>
     <w:autoRedefine/>
     <w:uiPriority w:val="39"/>
-    <w:rsid w:val="00865D09"/>
+    <w:rsid w:val="00D85310"/>
   </w:style>
   <w:style w:type="paragraph" w:styleId="20">
     <w:name w:val="toc 2"/>
@@ -10832,7 +10812,7 @@
     <w:next w:val="a"/>
     <w:autoRedefine/>
     <w:uiPriority w:val="39"/>
-    <w:rsid w:val="00865D09"/>
+    <w:rsid w:val="00D85310"/>
     <w:pPr>
       <w:ind w:leftChars="200" w:left="425"/>
     </w:pPr>
@@ -10840,7 +10820,7 @@
   <w:style w:type="character" w:styleId="af">
     <w:name w:val="page number"/>
     <w:basedOn w:val="a1"/>
-    <w:rsid w:val="00865D09"/>
+    <w:rsid w:val="00D85310"/>
   </w:style>
 </w:styles>
 </file>
